--- a/src/Tests/Inputs/menus/05/input.docx
+++ b/src/Tests/Inputs/menus/05/input.docx
@@ -1,6 +1,6 @@
 
 <file path=word/document.xml><?xml version="1.0" encoding="utf-8"?>
-<w:document xmlns:wpc="http://schemas.microsoft.com/office/word/2010/wordprocessingCanvas" xmlns:cx="http://schemas.microsoft.com/office/drawing/2014/chartex" xmlns:cx1="http://schemas.microsoft.com/office/drawing/2015/9/8/chartex" xmlns:cx2="http://schemas.microsoft.com/office/drawing/2015/10/21/chartex" xmlns:cx3="http://schemas.microsoft.com/office/drawing/2016/5/9/chartex" xmlns:cx4="http://schemas.microsoft.com/office/drawing/2016/5/10/chartex" xmlns:cx5="http://schemas.microsoft.com/office/drawing/2016/5/11/chartex" xmlns:cx6="http://schemas.microsoft.com/office/drawing/2016/5/12/chartex" xmlns:cx7="http://schemas.microsoft.com/office/drawing/2016/5/13/chartex" xmlns:cx8="http://schemas.microsoft.com/office/drawing/2016/5/14/chartex" xmlns:mc="http://schemas.openxmlformats.org/markup-compatibility/2006" xmlns:aink="http://schemas.microsoft.com/office/drawing/2016/ink" xmlns:am3d="http://schemas.microsoft.com/office/drawing/2017/model3d" xmlns:o="urn:schemas-microsoft-com:office:office" xmlns:r="http://schemas.openxmlformats.org/officeDocument/2006/relationships" xmlns:m="http://schemas.openxmlformats.org/officeDocument/2006/math" xmlns:v="urn:schemas-microsoft-com:vml" xmlns:wp14="http://schemas.microsoft.com/office/word/2010/wordprocessingDrawing" xmlns:wp="http://schemas.openxmlformats.org/drawingml/2006/wordprocessingDrawing" xmlns:w10="urn:schemas-microsoft-com:office:word" xmlns:w="http://schemas.openxmlformats.org/wordprocessingml/2006/main" xmlns:w14="http://schemas.microsoft.com/office/word/2010/wordml" xmlns:w15="http://schemas.microsoft.com/office/word/2012/wordml" xmlns:w16cex="http://schemas.microsoft.com/office/word/2018/wordml/cex" xmlns:w16cid="http://schemas.microsoft.com/office/word/2016/wordml/cid" xmlns:w16="http://schemas.microsoft.com/office/word/2018/wordml" xmlns:w16se="http://schemas.microsoft.com/office/word/2015/wordml/symex" xmlns:wpg="http://schemas.microsoft.com/office/word/2010/wordprocessingGroup" xmlns:wpi="http://schemas.microsoft.com/office/word/2010/wordprocessingInk" xmlns:wne="http://schemas.microsoft.com/office/word/2006/wordml" xmlns:wps="http://schemas.microsoft.com/office/word/2010/wordprocessingShape" mc:Ignorable="w14 w15 w16se w16cid w16 w16cex wp14">
+<w:document xmlns:a="http://schemas.openxmlformats.org/drawingml/2006/main" xmlns:adec="http://schemas.microsoft.com/office/drawing/2017/decorative" xmlns:pic="http://schemas.openxmlformats.org/drawingml/2006/picture" xmlns:a14="http://schemas.microsoft.com/office/drawing/2010/main" xmlns:asvg="http://schemas.microsoft.com/office/drawing/2016/SVG/main" xmlns:wpc="http://schemas.microsoft.com/office/word/2010/wordprocessingCanvas" xmlns:cx="http://schemas.microsoft.com/office/drawing/2014/chartex" xmlns:cx1="http://schemas.microsoft.com/office/drawing/2015/9/8/chartex" xmlns:cx2="http://schemas.microsoft.com/office/drawing/2015/10/21/chartex" xmlns:cx3="http://schemas.microsoft.com/office/drawing/2016/5/9/chartex" xmlns:cx4="http://schemas.microsoft.com/office/drawing/2016/5/10/chartex" xmlns:cx5="http://schemas.microsoft.com/office/drawing/2016/5/11/chartex" xmlns:cx6="http://schemas.microsoft.com/office/drawing/2016/5/12/chartex" xmlns:cx7="http://schemas.microsoft.com/office/drawing/2016/5/13/chartex" xmlns:cx8="http://schemas.microsoft.com/office/drawing/2016/5/14/chartex" xmlns:mc="http://schemas.openxmlformats.org/markup-compatibility/2006" xmlns:aink="http://schemas.microsoft.com/office/drawing/2016/ink" xmlns:am3d="http://schemas.microsoft.com/office/drawing/2017/model3d" xmlns:o="urn:schemas-microsoft-com:office:office" xmlns:r="http://schemas.openxmlformats.org/officeDocument/2006/relationships" xmlns:m="http://schemas.openxmlformats.org/officeDocument/2006/math" xmlns:v="urn:schemas-microsoft-com:vml" xmlns:wp14="http://schemas.microsoft.com/office/word/2010/wordprocessingDrawing" xmlns:wp="http://schemas.openxmlformats.org/drawingml/2006/wordprocessingDrawing" xmlns:w10="urn:schemas-microsoft-com:office:word" xmlns:w="http://schemas.openxmlformats.org/wordprocessingml/2006/main" xmlns:w14="http://schemas.microsoft.com/office/word/2010/wordml" xmlns:w15="http://schemas.microsoft.com/office/word/2012/wordml" xmlns:w16cex="http://schemas.microsoft.com/office/word/2018/wordml/cex" xmlns:w16cid="http://schemas.microsoft.com/office/word/2016/wordml/cid" xmlns:w16="http://schemas.microsoft.com/office/word/2018/wordml" xmlns:w16se="http://schemas.microsoft.com/office/word/2015/wordml/symex" xmlns:wpg="http://schemas.microsoft.com/office/word/2010/wordprocessingGroup" xmlns:wpi="http://schemas.microsoft.com/office/word/2010/wordprocessingInk" xmlns:wne="http://schemas.microsoft.com/office/word/2006/wordml" xmlns:wps="http://schemas.microsoft.com/office/word/2010/wordprocessingShape" mc:Ignorable="w14 w15 w16se w16cid w16 w16cex wp14">
   <w:body>
     <w:p>
       <w:pPr>
@@ -13,7 +13,7 @@
         <mc:AlternateContent>
           <mc:Choice Requires="wpg">
             <w:drawing>
-              <wp:anchor distT="0" distB="0" distL="114300" distR="114300" simplePos="0" relativeHeight="251683840" behindDoc="1" locked="1" layoutInCell="1" allowOverlap="1" wp14:anchorId="25735D30" wp14:editId="04166687">
+              <wp:anchor distT="0" distB="0" distL="114300" distR="114300" simplePos="0" relativeHeight="251683840" behindDoc="1" locked="1" layoutInCell="1" allowOverlap="1" wp14:editId="04166687" wp14:anchorId="25735D30">
                 <wp:simplePos x="0" y="0"/>
                 <wp:positionH relativeFrom="column">
                   <wp:posOffset>-906780</wp:posOffset>
@@ -1914,25 +1914,25 @@
           </mc:Choice>
           <mc:Fallback>
             <w:pict>
-              <v:group w14:anchorId="44664074" id="Group 42" o:spid="_x0000_s1026" alt="&quot;&quot;" style="position:absolute;margin-left:-71.4pt;margin-top:-46.8pt;width:539.3pt;height:741.6pt;z-index:-251632640;mso-width-relative:margin;mso-height-relative:margin" coordsize="68516,94202" o:gfxdata="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">
-                <v:group id="Group 24" o:spid="_x0000_s1027" alt="&quot;&quot;" style="position:absolute;width:68484;height:94202" coordsize="68465,94220" o:gfxdata="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">
-                  <v:shape id="Freeform: Shape 37" o:spid="_x0000_s1028" style="position:absolute;left:1778;top:3302;width:6245;height:4915;rotation:1272294fd;visibility:visible;mso-wrap-style:square;v-text-anchor:middle" coordsize="624500,491579" o:gfxdata="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" path="m17592,209429r-1811,2872l14661,222203r2931,-12774xm119684,85718v10294,-2585,20991,-3911,31982,-3775c233256,83145,300452,69139,366762,27743,423895,-8033,490500,-9768,547537,25800v48872,30495,91786,105901,72053,166007c575755,325621,480687,408300,354799,466849,223078,528116,67915,471502,21019,341696l9133,287215r8750,31413l19867,321043,8894,273208r-961,8506l9133,287215,334,255629c-4696,183639,47622,103819,119684,85718xe" fillcolor="#c9824d [3204]" stroked="f" strokeweight="1pt">
+              <v:group id="Group 42" style="position:absolute;margin-left:-71.4pt;margin-top:-46.8pt;width:539.3pt;height:741.6pt;z-index:-251632640;mso-width-relative:margin;mso-height-relative:margin" alt="&quot;&quot;" coordsize="68516,94202" o:spid="_x0000_s1026" o:gfxdata="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" w14:anchorId="44664074">
+                <v:group id="Group 24" style="position:absolute;width:68484;height:94202" alt="&quot;&quot;" coordsize="68465,94220" o:spid="_x0000_s1027" o:gfxdata="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">
+                  <v:shape id="Freeform: Shape 37" style="position:absolute;left:1778;top:3302;width:6245;height:4915;rotation:1272294fd;visibility:visible;mso-wrap-style:square;v-text-anchor:middle" coordsize="624500,491579" o:spid="_x0000_s1028" fillcolor="#c9824d [3204]" stroked="f" strokeweight="1pt" path="m17592,209429r-1811,2872l14661,222203r2931,-12774xm119684,85718v10294,-2585,20991,-3911,31982,-3775c233256,83145,300452,69139,366762,27743,423895,-8033,490500,-9768,547537,25800v48872,30495,91786,105901,72053,166007c575755,325621,480687,408300,354799,466849,223078,528116,67915,471502,21019,341696l9133,287215r8750,31413l19867,321043,8894,273208r-961,8506l9133,287215,334,255629c-4696,183639,47622,103819,119684,85718xe" o:gfxdata="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">
                     <v:stroke joinstyle="miter"/>
                     <v:path arrowok="t" o:connecttype="custom" o:connectlocs="17592,209429;15781,212301;14661,222203;119684,85718;151666,81943;366762,27743;547537,25800;619590,191807;354799,466849;21019,341696;9133,287215;17883,318628;19867,321043;8894,273208;7933,281714;9133,287215;334,255629;119684,85718" o:connectangles="0,0,0,0,0,0,0,0,0,0,0,0,0,0,0,0,0,0"/>
                   </v:shape>
-                  <v:shape id="Freeform: Shape 27" o:spid="_x0000_s1029" style="position:absolute;left:59436;top:5926;width:7459;height:4252;visibility:visible;mso-wrap-style:square;v-text-anchor:middle" coordsize="1612741,920353" o:gfxdata="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" path="m297525,497725r-141,3389l298577,499780r-1052,-2055xm892549,10379r18080,4954l892279,12378r270,-1999xm773465,1382v16093,-1823,33076,-1881,50918,51l892279,12378r-749,5518l936208,22344,910629,15333r218230,35176c1228642,72618,1326921,101117,1424300,137922v129927,49329,218594,170737,178875,314126c1586133,514030,1539684,570900,1481319,606139r-63090,23132l1400885,642025r-10974,5494l1351521,686429v-77408,51471,-178735,116367,-283276,154973l1027925,852314r-23391,7703l987843,863161r-24443,6614l946400,870966r-18153,3419l890756,899340v-60478,26584,-122813,26773,-178872,7158l651608,873069r-9813,976l616350,888904v-25615,9335,-53803,14143,-84620,13248c410770,898573,291864,844130,177569,807070,-95993,717835,-26987,328999,205018,301676v33143,-3902,69613,-427,108885,12352l337980,323709r-7601,12380l340535,324737r-2555,-1028l363671,281869r38415,-34076l401657,252395r3954,-7729l402086,247793r5013,-53732c436211,107881,519974,57538,610979,46803r59418,1691l666834,50761r6620,-2181l670397,48494,727887,11913c742168,6791,757371,3205,773465,1382xe" fillcolor="#fae6c5 [3209]" stroked="f" strokeweight="1pt">
+                  <v:shape id="Freeform: Shape 27" style="position:absolute;left:59436;top:5926;width:7459;height:4252;visibility:visible;mso-wrap-style:square;v-text-anchor:middle" coordsize="1612741,920353" o:spid="_x0000_s1029" fillcolor="#fae6c5 [3209]" stroked="f" strokeweight="1pt" path="m297525,497725r-141,3389l298577,499780r-1052,-2055xm892549,10379r18080,4954l892279,12378r270,-1999xm773465,1382v16093,-1823,33076,-1881,50918,51l892279,12378r-749,5518l936208,22344,910629,15333r218230,35176c1228642,72618,1326921,101117,1424300,137922v129927,49329,218594,170737,178875,314126c1586133,514030,1539684,570900,1481319,606139r-63090,23132l1400885,642025r-10974,5494l1351521,686429v-77408,51471,-178735,116367,-283276,154973l1027925,852314r-23391,7703l987843,863161r-24443,6614l946400,870966r-18153,3419l890756,899340v-60478,26584,-122813,26773,-178872,7158l651608,873069r-9813,976l616350,888904v-25615,9335,-53803,14143,-84620,13248c410770,898573,291864,844130,177569,807070,-95993,717835,-26987,328999,205018,301676v33143,-3902,69613,-427,108885,12352l337980,323709r-7601,12380l340535,324737r-2555,-1028l363671,281869r38415,-34076l401657,252395r3954,-7729l402086,247793r5013,-53732c436211,107881,519974,57538,610979,46803r59418,1691l666834,50761r6620,-2181l670397,48494,727887,11913c742168,6791,757371,3205,773465,1382xe" o:gfxdata="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">
                     <v:stroke joinstyle="miter"/>
                     <v:path arrowok="t" o:connecttype="custom" o:connectlocs="137617,229927;137552,231493;138104,230877;412840,4795;421203,7083;412715,5718;357759,638;381311,662;412715,5718;412369,8267;433034,10322;421203,7083;522143,23333;658796,63714;741533,208826;685170,280010;655988,290696;647966,296588;642890,299126;625133,317100;494107,388691;475457,393732;464638,397290;456917,398743;445612,401798;437748,402348;429352,403928;412011,415456;329275,418763;301395,403320;296856,403771;285087,410635;245947,416755;82133,372831;94829,139361;145193,145067;156329,149539;152814,155258;157511,150014;156329,149539;168213,130211;185981,114470;185783,116595;187612,113025;185981,114470;188300,89648;282603,21621;310086,22402;308438,23449;311500,22442;310086,22402;336677,5503;357759,638" o:connectangles="0,0,0,0,0,0,0,0,0,0,0,0,0,0,0,0,0,0,0,0,0,0,0,0,0,0,0,0,0,0,0,0,0,0,0,0,0,0,0,0,0,0,0,0,0,0,0,0,0,0,0,0,0"/>
                   </v:shape>
-                  <v:shape id="Freeform: Shape 34" o:spid="_x0000_s1030" style="position:absolute;left:1439;top:8720;width:2125;height:2140;visibility:visible;mso-wrap-style:square;v-text-anchor:middle" coordsize="212474,214005" o:gfxdata="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" path="m29333,170749v3008,2751,5766,5626,8273,8752c32341,172749,27202,165998,21937,159246v1253,1626,2507,3376,3635,5251c31840,176125,40489,185502,51395,192504v9652,8877,21059,14753,34096,17879c98779,214509,112192,215134,125479,212134v13288,-626,25823,-4501,37230,-11878c169478,195005,176247,189878,183016,184627v12410,-12503,21060,-27131,25823,-44135c210093,131615,211221,122738,212475,113861v,-18005,-4639,-34884,-13664,-50512c198059,62098,197181,60848,196304,59598,190538,51721,184521,43844,178253,36342v-2131,-2625,-4513,-5001,-7145,-7251c162082,19338,151302,12462,138892,8461,126983,2334,114072,-541,100283,84,86494,-416,73583,2459,61674,8711,49264,12712,38484,19588,29458,29341,24193,36092,19054,42844,13789,49595,4638,65224,,81978,,100107v1254,8877,2382,17755,3635,26632c8399,143618,16923,158246,29333,170749r,xe" fillcolor="#e0ccbf [3208]" stroked="f" strokeweight=".34789mm">
+                  <v:shape id="Freeform: Shape 34" style="position:absolute;left:1439;top:8720;width:2125;height:2140;visibility:visible;mso-wrap-style:square;v-text-anchor:middle" coordsize="212474,214005" o:spid="_x0000_s1030" fillcolor="#e0ccbf [3208]" stroked="f" strokeweight=".34789mm" path="m29333,170749v3008,2751,5766,5626,8273,8752c32341,172749,27202,165998,21937,159246v1253,1626,2507,3376,3635,5251c31840,176125,40489,185502,51395,192504v9652,8877,21059,14753,34096,17879c98779,214509,112192,215134,125479,212134v13288,-626,25823,-4501,37230,-11878c169478,195005,176247,189878,183016,184627v12410,-12503,21060,-27131,25823,-44135c210093,131615,211221,122738,212475,113861v,-18005,-4639,-34884,-13664,-50512c198059,62098,197181,60848,196304,59598,190538,51721,184521,43844,178253,36342v-2131,-2625,-4513,-5001,-7145,-7251c162082,19338,151302,12462,138892,8461,126983,2334,114072,-541,100283,84,86494,-416,73583,2459,61674,8711,49264,12712,38484,19588,29458,29341,24193,36092,19054,42844,13789,49595,4638,65224,,81978,,100107v1254,8877,2382,17755,3635,26632c8399,143618,16923,158246,29333,170749r,xe" o:gfxdata="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">
                     <v:stroke joinstyle="miter"/>
                     <v:path arrowok="t" o:connecttype="custom" o:connectlocs="29333,170749;37606,179501;21937,159246;25572,164497;51395,192504;85491,210383;125479,212134;162709,200256;183016,184627;208839,140492;212475,113861;198811,63349;196304,59598;178253,36342;171108,29091;138892,8461;100283,84;61674,8711;29458,29341;13789,49595;0,100107;3635,126739;29333,170749;29333,170749" o:connectangles="0,0,0,0,0,0,0,0,0,0,0,0,0,0,0,0,0,0,0,0,0,0,0,0"/>
                   </v:shape>
-                  <v:shape id="Graphic 1" o:spid="_x0000_s1031" style="position:absolute;left:4487;width:63978;height:94220;visibility:visible;mso-wrap-style:square;v-text-anchor:middle" coordsize="6400687,9423353" o:gfxdata="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" path="m670769,7599493v1370076,2989898,5255641,2029390,5638039,-896983c6756483,5018953,5429078,3647687,5309571,2071615,5399869,8555,2488774,-799999,1206582,984437,-126664,2782849,-378886,5405697,569296,7404215v23495,49804,78613,145219,101473,195278xm658704,6961568r,l658577,6961568r,c658704,6961568,658704,6961695,658704,6961568xe" fillcolor="#c4cfc9 [3205]" stroked="f" strokeweight=".35225mm">
+                  <v:shape id="Graphic 1" style="position:absolute;left:4487;width:63978;height:94220;visibility:visible;mso-wrap-style:square;v-text-anchor:middle" coordsize="6400687,9423353" o:spid="_x0000_s1031" fillcolor="#c4cfc9 [3205]" stroked="f" strokeweight=".35225mm" path="m670769,7599493v1370076,2989898,5255641,2029390,5638039,-896983c6756483,5018953,5429078,3647687,5309571,2071615,5399869,8555,2488774,-799999,1206582,984437,-126664,2782849,-378886,5405697,569296,7404215v23495,49804,78613,145219,101473,195278xm658704,6961568r,l658577,6961568r,c658704,6961568,658704,6961695,658704,6961568xe" o:gfxdata="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">
                     <v:stroke joinstyle="miter"/>
                     <v:path arrowok="t" o:connecttype="custom" o:connectlocs="670465,7598438;6305945,6701580;5307161,2071327;1206034,984300;569038,7403187;670465,7598438;658405,6960602;658405,6960602;658278,6960602;658278,6960602;658405,6960602" o:connectangles="0,0,0,0,0,0,0,0,0,0,0"/>
                   </v:shape>
-                  <v:shapetype id="_x0000_t75" coordsize="21600,21600" o:spt="75" o:preferrelative="t" path="m@4@5l@4@11@9@11@9@5xe" filled="f" stroked="f">
+                  <v:shapetype id="_x0000_t75" coordsize="21600,21600" filled="f" stroked="f" o:spt="75" o:preferrelative="t" path="m@4@5l@4@11@9@11@9@5xe">
                     <v:stroke joinstyle="miter"/>
                     <v:formulas>
                       <v:f eqn="if lineDrawn pixelLineWidth 0"/>
@@ -1948,38 +1948,38 @@
                       <v:f eqn="prod @7 21600 pixelHeight"/>
                       <v:f eqn="sum @10 21600 0"/>
                     </v:formulas>
-                    <v:path o:extrusionok="f" gradientshapeok="t" o:connecttype="rect"/>
+                    <v:path gradientshapeok="t" o:connecttype="rect" o:extrusionok="f"/>
                     <o:lock v:ext="edit" aspectratio="t"/>
                   </v:shapetype>
-                  <v:shape id="Graphic 36" o:spid="_x0000_s1032" type="#_x0000_t75" style="position:absolute;top:2878;width:10096;height:6941;visibility:visible;mso-wrap-style:square" o:gfxdata="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">
-                    <v:imagedata r:id="rId22" o:title=""/>
+                  <v:shape id="Graphic 36" style="position:absolute;top:2878;width:10096;height:6941;visibility:visible;mso-wrap-style:square" o:spid="_x0000_s1032" type="#_x0000_t75" o:gfxdata="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">
+                    <v:imagedata o:title="" r:id="rId22"/>
                   </v:shape>
-                  <v:shape id="Freeform: Shape 33" o:spid="_x0000_s1033" style="position:absolute;left:53594;top:16764;width:5010;height:3987;visibility:visible;mso-wrap-style:square;v-text-anchor:middle" coordsize="501257,398904" o:gfxdata="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" path="m68048,386842r,1565l73336,387743r-5288,-901xm68048,247805r608,27l68048,247909r,-104xm464229,199262r3692,4415l469225,201993r-4996,-2731xm268949,64v16773,-800,34166,5791,49086,22897c373248,86231,428344,149619,483557,212890v43892,50236,-630,132138,-59508,121138l420944,332737r307,-1453l419939,332319r1005,418l418960,342148v-10970,24451,-36079,38818,-64626,42509l257475,391618r-14331,3001c211639,398552,181300,399693,153411,398390l98915,390472r-4787,816l81472,389130r-13542,-605c45022,386182,27974,376925,16686,364182l11070,348953r-753,-771c6519,342501,4140,336425,3338,329997r180,-1526l,318927c264,286354,23172,253548,67930,247924r118,-15l68048,250954r9589,-1634l80018,248334r-11362,-502l86697,245567r10465,-4334l46653,193294c30926,172379,19178,148681,12600,121616,147,70179,46197,20383,99296,35146r96698,35000l200739,70911r-227,-2359c204337,32827,235402,1664,268949,64xe" fillcolor="#c9824d [3204]" stroked="f" strokeweight="1pt">
+                  <v:shape id="Freeform: Shape 33" style="position:absolute;left:53594;top:16764;width:5010;height:3987;visibility:visible;mso-wrap-style:square;v-text-anchor:middle" coordsize="501257,398904" o:spid="_x0000_s1033" fillcolor="#c9824d [3204]" stroked="f" strokeweight="1pt" path="m68048,386842r,1565l73336,387743r-5288,-901xm68048,247805r608,27l68048,247909r,-104xm464229,199262r3692,4415l469225,201993r-4996,-2731xm268949,64v16773,-800,34166,5791,49086,22897c373248,86231,428344,149619,483557,212890v43892,50236,-630,132138,-59508,121138l420944,332737r307,-1453l419939,332319r1005,418l418960,342148v-10970,24451,-36079,38818,-64626,42509l257475,391618r-14331,3001c211639,398552,181300,399693,153411,398390l98915,390472r-4787,816l81472,389130r-13542,-605c45022,386182,27974,376925,16686,364182l11070,348953r-753,-771c6519,342501,4140,336425,3338,329997r180,-1526l,318927c264,286354,23172,253548,67930,247924r118,-15l68048,250954r9589,-1634l80018,248334r-11362,-502l86697,245567r10465,-4334l46653,193294c30926,172379,19178,148681,12600,121616,147,70179,46197,20383,99296,35146r96698,35000l200739,70911r-227,-2359c204337,32827,235402,1664,268949,64xe" o:gfxdata="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">
                     <v:stroke joinstyle="miter"/>
                     <v:path arrowok="t" o:connecttype="custom" o:connectlocs="68015,386722;68015,388286;73301,387622;68015,247728;68623,247755;68015,247832;464005,199200;467695,203614;468998,201930;268819,64;317881,22954;483324,212824;423844,333924;420741,332634;421048,331181;419736,332216;420741,332634;418758,342042;354163,384537;257351,391496;243027,394496;153337,398266;98867,390351;94083,391166;81433,389009;67897,388404;16678,364069;11065,348845;10312,348074;3336,329894;3516,328369;0,318828;67897,247847;68015,247832;68015,250876;77600,249242;79979,248257;68623,247755;86655,245491;97115,241158;46630,193234;12594,121578;99248,35135;195899,70124;200642,70889;200415,68531;268819,64" o:connectangles="0,0,0,0,0,0,0,0,0,0,0,0,0,0,0,0,0,0,0,0,0,0,0,0,0,0,0,0,0,0,0,0,0,0,0,0,0,0,0,0,0,0,0,0,0,0,0"/>
                   </v:shape>
-                  <v:shape id="Graphic 38" o:spid="_x0000_s1034" type="#_x0000_t75" style="position:absolute;left:52493;top:5080;width:14338;height:17367;visibility:visible;mso-wrap-style:square" o:gfxdata="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">
-                    <v:imagedata r:id="rId23" o:title=""/>
+                  <v:shape id="Graphic 38" style="position:absolute;left:52493;top:5080;width:14338;height:17367;visibility:visible;mso-wrap-style:square" o:spid="_x0000_s1034" type="#_x0000_t75" o:gfxdata="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">
+                    <v:imagedata o:title="" r:id="rId23"/>
                   </v:shape>
                 </v:group>
-                <v:group id="Group 41" o:spid="_x0000_s1035" style="position:absolute;left:26365;top:80086;width:42151;height:13347" coordsize="42119,13315" o:gfxdata="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">
-                  <v:shape id="Graphic 12" o:spid="_x0000_s1036" type="#_x0000_t75" style="position:absolute;top:4800;width:4845;height:6388;visibility:visible;mso-wrap-style:square" o:gfxdata="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">
-                    <v:imagedata r:id="rId24" o:title=""/>
+                <v:group id="Group 41" style="position:absolute;left:26365;top:80086;width:42151;height:13347" coordsize="42119,13315" o:spid="_x0000_s1035" o:gfxdata="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">
+                  <v:shape id="Graphic 12" style="position:absolute;top:4800;width:4845;height:6388;visibility:visible;mso-wrap-style:square" o:spid="_x0000_s1036" type="#_x0000_t75" o:gfxdata="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">
+                    <v:imagedata o:title="" r:id="rId24"/>
                   </v:shape>
-                  <v:shape id="Graphic 13" o:spid="_x0000_s1037" type="#_x0000_t75" style="position:absolute;left:17678;top:6248;width:5448;height:5118;visibility:visible;mso-wrap-style:square" o:gfxdata="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">
-                    <v:imagedata r:id="rId25" o:title=""/>
+                  <v:shape id="Graphic 13" style="position:absolute;left:17678;top:6248;width:5448;height:5118;visibility:visible;mso-wrap-style:square" o:spid="_x0000_s1037" type="#_x0000_t75" o:gfxdata="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">
+                    <v:imagedata o:title="" r:id="rId25"/>
                   </v:shape>
-                  <v:shape id="Graphic 14" o:spid="_x0000_s1038" type="#_x0000_t75" style="position:absolute;left:28727;top:2362;width:12065;height:10953;visibility:visible;mso-wrap-style:square" o:gfxdata="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">
-                    <v:imagedata r:id="rId26" o:title=""/>
+                  <v:shape id="Graphic 14" style="position:absolute;left:28727;top:2362;width:12065;height:10953;visibility:visible;mso-wrap-style:square" o:spid="_x0000_s1038" type="#_x0000_t75" o:gfxdata="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">
+                    <v:imagedata o:title="" r:id="rId26"/>
                   </v:shape>
-                  <v:shape id="Graphic 15" o:spid="_x0000_s1039" type="#_x0000_t75" style="position:absolute;left:8991;top:4038;width:3867;height:4572;visibility:visible;mso-wrap-style:square" o:gfxdata="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">
-                    <v:imagedata r:id="rId27" o:title=""/>
+                  <v:shape id="Graphic 15" style="position:absolute;left:8991;top:4038;width:3867;height:4572;visibility:visible;mso-wrap-style:square" o:spid="_x0000_s1039" type="#_x0000_t75" o:gfxdata="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">
+                    <v:imagedata o:title="" r:id="rId27"/>
                   </v:shape>
-                  <v:shape id="Graphic 23" o:spid="_x0000_s1040" type="#_x0000_t75" style="position:absolute;left:5257;top:4876;width:10192;height:6998;visibility:visible;mso-wrap-style:square" o:gfxdata="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">
-                    <v:imagedata r:id="rId28" o:title=""/>
+                  <v:shape id="Graphic 23" style="position:absolute;left:5257;top:4876;width:10192;height:6998;visibility:visible;mso-wrap-style:square" o:spid="_x0000_s1040" type="#_x0000_t75" o:gfxdata="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">
+                    <v:imagedata o:title="" r:id="rId28"/>
                   </v:shape>
-                  <v:shape id="Graphic 11" o:spid="_x0000_s1041" type="#_x0000_t75" style="position:absolute;left:152;width:41967;height:12788;visibility:visible;mso-wrap-style:square" o:gfxdata="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">
-                    <v:imagedata r:id="rId29" o:title=""/>
+                  <v:shape id="Graphic 11" style="position:absolute;left:152;width:41967;height:12788;visibility:visible;mso-wrap-style:square" o:spid="_x0000_s1041" type="#_x0000_t75" o:gfxdata="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">
+                    <v:imagedata o:title="" r:id="rId29"/>
                   </v:shape>
                 </v:group>
                 <w10:anchorlock/>
@@ -1994,12 +1994,12 @@
         <w:tblStyle w:val="TableGrid"/>
         <w:tblW w:w="5000" w:type="pct"/>
         <w:tblBorders>
-          <w:top w:val="none" w:sz="0" w:space="0" w:color="auto"/>
-          <w:left w:val="none" w:sz="0" w:space="0" w:color="auto"/>
-          <w:bottom w:val="none" w:sz="0" w:space="0" w:color="auto"/>
-          <w:right w:val="none" w:sz="0" w:space="0" w:color="auto"/>
-          <w:insideH w:val="none" w:sz="0" w:space="0" w:color="auto"/>
-          <w:insideV w:val="none" w:sz="0" w:space="0" w:color="auto"/>
+          <w:top w:val="none" w:color="auto" w:sz="0" w:space="0"/>
+          <w:left w:val="none" w:color="auto" w:sz="0" w:space="0"/>
+          <w:bottom w:val="none" w:color="auto" w:sz="0" w:space="0"/>
+          <w:right w:val="none" w:color="auto" w:sz="0" w:space="0"/>
+          <w:insideH w:val="none" w:color="auto" w:sz="0" w:space="0"/>
+          <w:insideV w:val="none" w:color="auto" w:sz="0" w:space="0"/>
         </w:tblBorders>
         <w:tblLook w:val="04A0" w:firstRow="1" w:lastRow="0" w:firstColumn="1" w:lastColumn="0" w:noHBand="0" w:noVBand="1"/>
       </w:tblPr>
@@ -2369,7 +2369,7 @@
         <mc:AlternateContent>
           <mc:Choice Requires="wpg">
             <w:drawing>
-              <wp:anchor distT="0" distB="0" distL="114300" distR="114300" simplePos="0" relativeHeight="251693056" behindDoc="1" locked="1" layoutInCell="1" allowOverlap="1" wp14:anchorId="458FCA72" wp14:editId="6A68091B">
+              <wp:anchor distT="0" distB="0" distL="114300" distR="114300" simplePos="0" relativeHeight="251693056" behindDoc="1" locked="1" layoutInCell="1" allowOverlap="1" wp14:editId="6A68091B" wp14:anchorId="458FCA72">
                 <wp:simplePos x="0" y="0"/>
                 <wp:positionH relativeFrom="column">
                   <wp:posOffset>-457200</wp:posOffset>
@@ -2580,12 +2580,12 @@
           </mc:Choice>
           <mc:Fallback>
             <w:pict>
-              <v:group w14:anchorId="0F565355" id="Group 44" o:spid="_x0000_s1026" alt="&quot;&quot;" style="position:absolute;margin-left:-36pt;margin-top:-1in;width:548.65pt;height:792.7pt;z-index:-251623424;mso-width-relative:margin;mso-height-relative:margin" coordsize="69677,100705" o:gfxdata="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">
-                <v:shape id="Graphic 32" o:spid="_x0000_s1027" style="position:absolute;left:18745;width:50932;height:6126;visibility:visible;mso-wrap-style:square;v-text-anchor:middle" coordsize="5089851,611649" o:gfxdata="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" path="m,c730,110277,41592,209905,122003,311284,938522,1055797,2043850,136971,2969968,491577,3445577,663848,4353599,427395,5089852,l,xe" fillcolor="#c9824d [3204]" stroked="f" strokeweight=".40483mm">
+              <v:group id="Group 44" style="position:absolute;margin-left:-36pt;margin-top:-1in;width:548.65pt;height:792.7pt;z-index:-251623424;mso-width-relative:margin;mso-height-relative:margin" alt="&quot;&quot;" coordsize="69677,100705" o:spid="_x0000_s1026" o:gfxdata="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" w14:anchorId="0F565355">
+                <v:shape id="Graphic 32" style="position:absolute;left:18745;width:50932;height:6126;visibility:visible;mso-wrap-style:square;v-text-anchor:middle" coordsize="5089851,611649" o:spid="_x0000_s1027" fillcolor="#c9824d [3204]" stroked="f" strokeweight=".40483mm" path="m,c730,110277,41592,209905,122003,311284,938522,1055797,2043850,136971,2969968,491577,3445577,663848,4353599,427395,5089852,l,xe" o:gfxdata="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">
                   <v:stroke joinstyle="miter"/>
                   <v:path arrowok="t" o:connecttype="custom" o:connectlocs="0,0;122083,311792;2971927,492380;5093209,0;0,0" o:connectangles="0,0,0,0,0"/>
                 </v:shape>
-                <v:shape id="Graphic 33" o:spid="_x0000_s1028" style="position:absolute;top:77114;width:16459;height:23591;visibility:visible;mso-wrap-style:square;v-text-anchor:middle" coordsize="1645127,2355146" o:gfxdata="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" path="m,11780l,2355146r1645128,c1507172,1897789,1243513,1463165,1207652,989970,1236877,318686,601720,-74430,,11780xe" fillcolor="#c4cfc9 [3205]" stroked="f" strokeweight="1pt">
+                <v:shape id="Graphic 33" style="position:absolute;top:77114;width:16459;height:23591;visibility:visible;mso-wrap-style:square;v-text-anchor:middle" coordsize="1645127,2355146" o:spid="_x0000_s1028" fillcolor="#c4cfc9 [3205]" stroked="f" strokeweight="1pt" path="m,11780l,2355146r1645128,c1507172,1897789,1243513,1463165,1207652,989970,1236877,318686,601720,-74430,,11780xe" o:gfxdata="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">
                   <v:stroke joinstyle="miter"/>
                   <v:path arrowok="t" o:connecttype="custom" o:connectlocs="0,11800;0,2359152;1645921,2359152;1208234,991654;0,11800" o:connectangles="0,0,0,0,0"/>
                 </v:shape>
@@ -2601,12 +2601,12 @@
         <w:tblStyle w:val="TableGrid"/>
         <w:tblW w:w="5000" w:type="pct"/>
         <w:tblBorders>
-          <w:top w:val="none" w:sz="0" w:space="0" w:color="auto"/>
-          <w:left w:val="none" w:sz="0" w:space="0" w:color="auto"/>
-          <w:bottom w:val="none" w:sz="0" w:space="0" w:color="auto"/>
-          <w:right w:val="none" w:sz="0" w:space="0" w:color="auto"/>
-          <w:insideH w:val="none" w:sz="0" w:space="0" w:color="auto"/>
-          <w:insideV w:val="none" w:sz="0" w:space="0" w:color="auto"/>
+          <w:top w:val="none" w:color="auto" w:sz="0" w:space="0"/>
+          <w:left w:val="none" w:color="auto" w:sz="0" w:space="0"/>
+          <w:bottom w:val="none" w:color="auto" w:sz="0" w:space="0"/>
+          <w:right w:val="none" w:color="auto" w:sz="0" w:space="0"/>
+          <w:insideH w:val="none" w:color="auto" w:sz="0" w:space="0"/>
+          <w:insideV w:val="none" w:color="auto" w:sz="0" w:space="0"/>
         </w:tblBorders>
         <w:tblLook w:val="04A0" w:firstRow="1" w:lastRow="0" w:firstColumn="1" w:lastColumn="0" w:noHBand="0" w:noVBand="1"/>
       </w:tblPr>
@@ -3414,7 +3414,7 @@
         <mc:AlternateContent>
           <mc:Choice Requires="wpg">
             <w:drawing>
-              <wp:anchor distT="0" distB="0" distL="114300" distR="114300" simplePos="0" relativeHeight="251698176" behindDoc="1" locked="0" layoutInCell="1" allowOverlap="1" wp14:anchorId="7DA28F29" wp14:editId="5B77E7CF">
+              <wp:anchor distT="0" distB="0" distL="114300" distR="114300" simplePos="0" relativeHeight="251698176" behindDoc="1" locked="0" layoutInCell="1" allowOverlap="1" wp14:editId="5B77E7CF" wp14:anchorId="7DA28F29">
                 <wp:simplePos x="0" y="0"/>
                 <wp:positionH relativeFrom="column">
                   <wp:posOffset>-1143000</wp:posOffset>
@@ -3517,12 +3517,12 @@
           </mc:Choice>
           <mc:Fallback>
             <w:pict>
-              <v:group w14:anchorId="4A43CB45" id="Group 348" o:spid="_x0000_s1026" alt="&quot;&quot;" style="position:absolute;margin-left:-90pt;margin-top:-75pt;width:8in;height:769.65pt;z-index:-251618304" coordsize="73152,97745" o:gfxdata="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">
-                <v:shape id="Graphic 5" o:spid="_x0000_s1027" type="#_x0000_t75" style="position:absolute;width:73152;height:97745;visibility:visible;mso-wrap-style:square" o:gfxdata="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">
-                  <v:imagedata r:id="rId44" o:title=""/>
+              <v:group id="Group 348" style="position:absolute;margin-left:-90pt;margin-top:-75pt;width:8in;height:769.65pt;z-index:-251618304" alt="&quot;&quot;" coordsize="73152,97745" o:spid="_x0000_s1026" o:gfxdata="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" w14:anchorId="4A43CB45">
+                <v:shape id="Graphic 5" style="position:absolute;width:73152;height:97745;visibility:visible;mso-wrap-style:square" o:spid="_x0000_s1027" type="#_x0000_t75" o:gfxdata="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">
+                  <v:imagedata o:title="" r:id="rId44"/>
                 </v:shape>
-                <v:shape id="Graphic 7" o:spid="_x0000_s1028" type="#_x0000_t75" style="position:absolute;left:20497;top:17449;width:32182;height:9417;visibility:visible;mso-wrap-style:square" o:gfxdata="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">
-                  <v:imagedata r:id="rId45" o:title=""/>
+                <v:shape id="Graphic 7" style="position:absolute;left:20497;top:17449;width:32182;height:9417;visibility:visible;mso-wrap-style:square" o:spid="_x0000_s1028" type="#_x0000_t75" o:gfxdata="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">
+                  <v:imagedata o:title="" r:id="rId45"/>
                 </v:shape>
               </v:group>
             </w:pict>
@@ -3541,12 +3541,12 @@
         <w:tblStyle w:val="TableGrid"/>
         <w:tblW w:w="5000" w:type="pct"/>
         <w:tblBorders>
-          <w:top w:val="none" w:sz="0" w:space="0" w:color="auto"/>
-          <w:left w:val="none" w:sz="0" w:space="0" w:color="auto"/>
-          <w:bottom w:val="none" w:sz="0" w:space="0" w:color="auto"/>
-          <w:right w:val="none" w:sz="0" w:space="0" w:color="auto"/>
-          <w:insideH w:val="none" w:sz="0" w:space="0" w:color="auto"/>
-          <w:insideV w:val="none" w:sz="0" w:space="0" w:color="auto"/>
+          <w:top w:val="none" w:color="auto" w:sz="0" w:space="0"/>
+          <w:left w:val="none" w:color="auto" w:sz="0" w:space="0"/>
+          <w:bottom w:val="none" w:color="auto" w:sz="0" w:space="0"/>
+          <w:right w:val="none" w:color="auto" w:sz="0" w:space="0"/>
+          <w:insideH w:val="none" w:color="auto" w:sz="0" w:space="0"/>
+          <w:insideV w:val="none" w:color="auto" w:sz="0" w:space="0"/>
         </w:tblBorders>
         <w:tblLook w:val="04A0" w:firstRow="1" w:lastRow="0" w:firstColumn="1" w:lastColumn="0" w:noHBand="0" w:noVBand="1"/>
       </w:tblPr>

--- a/src/Tests/Inputs/menus/05/input.docx
+++ b/src/Tests/Inputs/menus/05/input.docx
@@ -4919,1532 +4919,6 @@
 </w:webSettings>
 </file>
 
-<file path=word/glossary/document.xml><?xml version="1.0" encoding="utf-8"?>
-<w:glossaryDocument xmlns:wpc="http://schemas.microsoft.com/office/word/2010/wordprocessingCanvas" xmlns:cx="http://schemas.microsoft.com/office/drawing/2014/chartex" xmlns:cx1="http://schemas.microsoft.com/office/drawing/2015/9/8/chartex" xmlns:cx2="http://schemas.microsoft.com/office/drawing/2015/10/21/chartex" xmlns:cx3="http://schemas.microsoft.com/office/drawing/2016/5/9/chartex" xmlns:cx4="http://schemas.microsoft.com/office/drawing/2016/5/10/chartex" xmlns:cx5="http://schemas.microsoft.com/office/drawing/2016/5/11/chartex" xmlns:cx6="http://schemas.microsoft.com/office/drawing/2016/5/12/chartex" xmlns:cx7="http://schemas.microsoft.com/office/drawing/2016/5/13/chartex" xmlns:cx8="http://schemas.microsoft.com/office/drawing/2016/5/14/chartex" xmlns:mc="http://schemas.openxmlformats.org/markup-compatibility/2006" xmlns:aink="http://schemas.microsoft.com/office/drawing/2016/ink" xmlns:am3d="http://schemas.microsoft.com/office/drawing/2017/model3d" xmlns:o="urn:schemas-microsoft-com:office:office" xmlns:r="http://schemas.openxmlformats.org/officeDocument/2006/relationships" xmlns:m="http://schemas.openxmlformats.org/officeDocument/2006/math" xmlns:v="urn:schemas-microsoft-com:vml" xmlns:wp14="http://schemas.microsoft.com/office/word/2010/wordprocessingDrawing" xmlns:wp="http://schemas.openxmlformats.org/drawingml/2006/wordprocessingDrawing" xmlns:w10="urn:schemas-microsoft-com:office:word" xmlns:w="http://schemas.openxmlformats.org/wordprocessingml/2006/main" xmlns:w14="http://schemas.microsoft.com/office/word/2010/wordml" xmlns:w15="http://schemas.microsoft.com/office/word/2012/wordml" xmlns:w16cex="http://schemas.microsoft.com/office/word/2018/wordml/cex" xmlns:w16cid="http://schemas.microsoft.com/office/word/2016/wordml/cid" xmlns:w16="http://schemas.microsoft.com/office/word/2018/wordml" xmlns:w16se="http://schemas.microsoft.com/office/word/2015/wordml/symex" xmlns:wpg="http://schemas.microsoft.com/office/word/2010/wordprocessingGroup" xmlns:wpi="http://schemas.microsoft.com/office/word/2010/wordprocessingInk" xmlns:wne="http://schemas.microsoft.com/office/word/2006/wordml" xmlns:wps="http://schemas.microsoft.com/office/word/2010/wordprocessingShape" mc:Ignorable="w14 w15 w16se w16cid w16 w16cex wp14">
-  <w:docParts>
-    <w:docPart>
-      <w:docPartPr>
-        <w:name w:val="782F0B3123AB4989983405CBB8FEB4B0"/>
-        <w:category>
-          <w:name w:val="General"/>
-          <w:gallery w:val="placeholder"/>
-        </w:category>
-        <w:types>
-          <w:type w:val="bbPlcHdr"/>
-        </w:types>
-        <w:behaviors>
-          <w:behavior w:val="content"/>
-        </w:behaviors>
-        <w:guid w:val="{50E2CE3E-5263-4F29-A471-945D1610EF89}"/>
-      </w:docPartPr>
-      <w:docPartBody>
-        <w:p>
-          <w:r>
-            <w:t>Friendsgiving</w:t>
-          </w:r>
-        </w:p>
-      </w:docPartBody>
-    </w:docPart>
-    <w:docPart>
-      <w:docPartPr>
-        <w:name w:val="C86BDA19834C4921AE4D8DBDF469AA90"/>
-        <w:category>
-          <w:name w:val="General"/>
-          <w:gallery w:val="placeholder"/>
-        </w:category>
-        <w:types>
-          <w:type w:val="bbPlcHdr"/>
-        </w:types>
-        <w:behaviors>
-          <w:behavior w:val="content"/>
-        </w:behaviors>
-        <w:guid w:val="{6436121D-DB1D-4F24-8686-4DE0EB4405A0}"/>
-      </w:docPartPr>
-      <w:docPartBody>
-        <w:p>
-          <w:r>
-            <w:t>Party Menu</w:t>
-          </w:r>
-        </w:p>
-      </w:docPartBody>
-    </w:docPart>
-    <w:docPart>
-      <w:docPartPr>
-        <w:name w:val="0787A4AE81D8420485BCC0D1677CE660"/>
-        <w:category>
-          <w:name w:val="General"/>
-          <w:gallery w:val="placeholder"/>
-        </w:category>
-        <w:types>
-          <w:type w:val="bbPlcHdr"/>
-        </w:types>
-        <w:behaviors>
-          <w:behavior w:val="content"/>
-        </w:behaviors>
-        <w:guid w:val="{CC6635F4-AC02-4665-B81E-998B44A8CD3A}"/>
-      </w:docPartPr>
-      <w:docPartBody>
-        <w:p>
-          <w:r>
-            <w:t>Appetizer</w:t>
-          </w:r>
-        </w:p>
-      </w:docPartBody>
-    </w:docPart>
-    <w:docPart>
-      <w:docPartPr>
-        <w:name w:val="D233157A5CF946A4BF7DA5A5650E7E00"/>
-        <w:category>
-          <w:name w:val="General"/>
-          <w:gallery w:val="placeholder"/>
-        </w:category>
-        <w:types>
-          <w:type w:val="bbPlcHdr"/>
-        </w:types>
-        <w:behaviors>
-          <w:behavior w:val="content"/>
-        </w:behaviors>
-        <w:guid w:val="{F9EC9A7D-48ED-43B3-B1D5-449B28630ED4}"/>
-      </w:docPartPr>
-      <w:docPartBody>
-        <w:p>
-          <w:r>
-            <w:t>Select the text to update it with your own. Use this space to add a description of your food or your appetizer options. The appetizer is usually the smallest portion and served before the meal starts. (Example: Cheese, fruit plate, or any type of finger food</w:t>
-          </w:r>
-          <w:r>
-            <w:t xml:space="preserve">.) </w:t>
-          </w:r>
-        </w:p>
-      </w:docPartBody>
-    </w:docPart>
-    <w:docPart>
-      <w:docPartPr>
-        <w:name w:val="A3871A9F43EA49D5A9E817FCF1883B31"/>
-        <w:category>
-          <w:name w:val="General"/>
-          <w:gallery w:val="placeholder"/>
-        </w:category>
-        <w:types>
-          <w:type w:val="bbPlcHdr"/>
-        </w:types>
-        <w:behaviors>
-          <w:behavior w:val="content"/>
-        </w:behaviors>
-        <w:guid w:val="{014524E1-899B-45C3-8DF0-4FF18CC722D0}"/>
-      </w:docPartPr>
-      <w:docPartBody>
-        <w:p>
-          <w:r>
-            <w:t>First Course</w:t>
-          </w:r>
-        </w:p>
-      </w:docPartBody>
-    </w:docPart>
-    <w:docPart>
-      <w:docPartPr>
-        <w:name w:val="0ADB0C0171564120889D1BEFC3652AA1"/>
-        <w:category>
-          <w:name w:val="General"/>
-          <w:gallery w:val="placeholder"/>
-        </w:category>
-        <w:types>
-          <w:type w:val="bbPlcHdr"/>
-        </w:types>
-        <w:behaviors>
-          <w:behavior w:val="content"/>
-        </w:behaviors>
-        <w:guid w:val="{DDEB997B-11A2-4595-9EA4-3F8844563CC0}"/>
-      </w:docPartPr>
-      <w:docPartBody>
-        <w:p>
-          <w:r>
-            <w:t>Select the text to update it with your own. Use this space to add a description of your food or your first course options. The first course is lighter than your main course. (Example: Salad</w:t>
-          </w:r>
-          <w:r>
-            <w:t>.)</w:t>
-          </w:r>
-        </w:p>
-      </w:docPartBody>
-    </w:docPart>
-    <w:docPart>
-      <w:docPartPr>
-        <w:name w:val="A8B91BC444EA4FA2A93F4FB729C01F41"/>
-        <w:category>
-          <w:name w:val="General"/>
-          <w:gallery w:val="placeholder"/>
-        </w:category>
-        <w:types>
-          <w:type w:val="bbPlcHdr"/>
-        </w:types>
-        <w:behaviors>
-          <w:behavior w:val="content"/>
-        </w:behaviors>
-        <w:guid w:val="{E3BBB219-C76C-483A-9925-34A8C0D92E8F}"/>
-      </w:docPartPr>
-      <w:docPartBody>
-        <w:p>
-          <w:r>
-            <w:t>Main Course</w:t>
-          </w:r>
-        </w:p>
-      </w:docPartBody>
-    </w:docPart>
-    <w:docPart>
-      <w:docPartPr>
-        <w:name w:val="A483C26140A840CD81B5CBDCD15C9AFE"/>
-        <w:category>
-          <w:name w:val="General"/>
-          <w:gallery w:val="placeholder"/>
-        </w:category>
-        <w:types>
-          <w:type w:val="bbPlcHdr"/>
-        </w:types>
-        <w:behaviors>
-          <w:behavior w:val="content"/>
-        </w:behaviors>
-        <w:guid w:val="{264DDBDF-9729-47A8-B5DF-C8EDF20ED315}"/>
-      </w:docPartPr>
-      <w:docPartBody>
-        <w:p>
-          <w:r>
-            <w:t>Select the text to update it with your own. Use this space to add a description of your food or your main course.</w:t>
-          </w:r>
-          <w:r>
-            <w:t xml:space="preserve"> </w:t>
-          </w:r>
-          <w:r>
-            <w:t>The main course is usually the largest portion. (Hint: If you’re serving a meat option, don’t forget to include a vegetarian/vegan option too</w:t>
-          </w:r>
-          <w:r>
-            <w:t>.</w:t>
-          </w:r>
-          <w:r>
-            <w:t>)</w:t>
-          </w:r>
-        </w:p>
-      </w:docPartBody>
-    </w:docPart>
-    <w:docPart>
-      <w:docPartPr>
-        <w:name w:val="23184E28836F4D9F97F8DB4A4C8EAAB8"/>
-        <w:category>
-          <w:name w:val="General"/>
-          <w:gallery w:val="placeholder"/>
-        </w:category>
-        <w:types>
-          <w:type w:val="bbPlcHdr"/>
-        </w:types>
-        <w:behaviors>
-          <w:behavior w:val="content"/>
-        </w:behaviors>
-        <w:guid w:val="{E3F1E91E-5D3A-44B6-9756-E35AD3B0D8AF}"/>
-      </w:docPartPr>
-      <w:docPartBody>
-        <w:p>
-          <w:r>
-            <w:t>Sides</w:t>
-          </w:r>
-        </w:p>
-      </w:docPartBody>
-    </w:docPart>
-    <w:docPart>
-      <w:docPartPr>
-        <w:name w:val="1F6C6AE6A7F54ADB8CD7A0DEAE1CBAAB"/>
-        <w:category>
-          <w:name w:val="General"/>
-          <w:gallery w:val="placeholder"/>
-        </w:category>
-        <w:types>
-          <w:type w:val="bbPlcHdr"/>
-        </w:types>
-        <w:behaviors>
-          <w:behavior w:val="content"/>
-        </w:behaviors>
-        <w:guid w:val="{719A4069-DB29-4BEE-8311-D5C1E41F9B3A}"/>
-      </w:docPartPr>
-      <w:docPartBody>
-        <w:p>
-          <w:r>
-            <w:t>Select the text to update it with your own. Use this space to add a description of your food or your side options. The side is usually a cooked vegetable. (Example: Green beans, corn, potatoes, and more</w:t>
-          </w:r>
-          <w:r>
-            <w:t>.)</w:t>
-          </w:r>
-        </w:p>
-      </w:docPartBody>
-    </w:docPart>
-    <w:docPart>
-      <w:docPartPr>
-        <w:name w:val="7B3EF82F7CF34F59B1C48AA490352B85"/>
-        <w:category>
-          <w:name w:val="General"/>
-          <w:gallery w:val="placeholder"/>
-        </w:category>
-        <w:types>
-          <w:type w:val="bbPlcHdr"/>
-        </w:types>
-        <w:behaviors>
-          <w:behavior w:val="content"/>
-        </w:behaviors>
-        <w:guid w:val="{C348E6DE-55A1-4D98-BC8E-4B30184A4E71}"/>
-      </w:docPartPr>
-      <w:docPartBody>
-        <w:p>
-          <w:r>
-            <w:t>Desserts</w:t>
-          </w:r>
-        </w:p>
-      </w:docPartBody>
-    </w:docPart>
-    <w:docPart>
-      <w:docPartPr>
-        <w:name w:val="7F9BE5EA0E214042BFA74189EE68803E"/>
-        <w:category>
-          <w:name w:val="General"/>
-          <w:gallery w:val="placeholder"/>
-        </w:category>
-        <w:types>
-          <w:type w:val="bbPlcHdr"/>
-        </w:types>
-        <w:behaviors>
-          <w:behavior w:val="content"/>
-        </w:behaviors>
-        <w:guid w:val="{67691553-0C9A-42BB-B17A-47C68A3A02B8}"/>
-      </w:docPartPr>
-      <w:docPartBody>
-        <w:p>
-          <w:r>
-            <w:t>Select the text to update it with your own. Use this space to add a description of your food or your dessert options. The dessert can be served hot or cold. (Example: ice cream, fruit, dessert wine, and more</w:t>
-          </w:r>
-          <w:r>
-            <w:t xml:space="preserve">.) </w:t>
-          </w:r>
-        </w:p>
-      </w:docPartBody>
-    </w:docPart>
-    <w:docPart>
-      <w:docPartPr>
-        <w:name w:val="CAA6D2C345FF448F91BA0BB36D5F3180"/>
-        <w:category>
-          <w:name w:val="General"/>
-          <w:gallery w:val="placeholder"/>
-        </w:category>
-        <w:types>
-          <w:type w:val="bbPlcHdr"/>
-        </w:types>
-        <w:behaviors>
-          <w:behavior w:val="content"/>
-        </w:behaviors>
-        <w:guid w:val="{0492BA9F-CF62-4433-8B4F-942AD2E72603}"/>
-      </w:docPartPr>
-      <w:docPartBody>
-        <w:p>
-          <w:pPr>
-            <w:pStyle w:val="CAA6D2C345FF448F91BA0BB36D5F3180"/>
-          </w:pPr>
-          <w:r>
-            <w:t>Appetizer</w:t>
-          </w:r>
-        </w:p>
-      </w:docPartBody>
-    </w:docPart>
-    <w:docPart>
-      <w:docPartPr>
-        <w:name w:val="6D5AB6A9D20D4823AB0DCD13CB3BFDB5"/>
-        <w:category>
-          <w:name w:val="General"/>
-          <w:gallery w:val="placeholder"/>
-        </w:category>
-        <w:types>
-          <w:type w:val="bbPlcHdr"/>
-        </w:types>
-        <w:behaviors>
-          <w:behavior w:val="content"/>
-        </w:behaviors>
-        <w:guid w:val="{3419FCA2-7C07-4784-8626-DC2FFD27A596}"/>
-      </w:docPartPr>
-      <w:docPartBody>
-        <w:p>
-          <w:pPr>
-            <w:pStyle w:val="6D5AB6A9D20D4823AB0DCD13CB3BFDB5"/>
-          </w:pPr>
-          <w:r>
-            <w:t>Select the text to update it with your own. Use this space to add a description of your food or your appetizer options. The appetizer is usually the smallest portion and served before the meal starts. (Example: Cheese, fruit plate, or any type of finger food</w:t>
-          </w:r>
-          <w:r>
-            <w:t xml:space="preserve">.) </w:t>
-          </w:r>
-        </w:p>
-      </w:docPartBody>
-    </w:docPart>
-    <w:docPart>
-      <w:docPartPr>
-        <w:name w:val="0E5F0AC1116246EF83DE7C5759B39C32"/>
-        <w:category>
-          <w:name w:val="General"/>
-          <w:gallery w:val="placeholder"/>
-        </w:category>
-        <w:types>
-          <w:type w:val="bbPlcHdr"/>
-        </w:types>
-        <w:behaviors>
-          <w:behavior w:val="content"/>
-        </w:behaviors>
-        <w:guid w:val="{B4FAD88A-660B-4B26-BF3A-61856472FCF1}"/>
-      </w:docPartPr>
-      <w:docPartBody>
-        <w:p>
-          <w:pPr>
-            <w:pStyle w:val="0E5F0AC1116246EF83DE7C5759B39C32"/>
-          </w:pPr>
-          <w:r>
-            <w:t>First Course</w:t>
-          </w:r>
-        </w:p>
-      </w:docPartBody>
-    </w:docPart>
-    <w:docPart>
-      <w:docPartPr>
-        <w:name w:val="158463DDCF3B44F09381CE40D45DE92C"/>
-        <w:category>
-          <w:name w:val="General"/>
-          <w:gallery w:val="placeholder"/>
-        </w:category>
-        <w:types>
-          <w:type w:val="bbPlcHdr"/>
-        </w:types>
-        <w:behaviors>
-          <w:behavior w:val="content"/>
-        </w:behaviors>
-        <w:guid w:val="{A6D63B9F-EF71-4E8A-9A56-7F9822082B45}"/>
-      </w:docPartPr>
-      <w:docPartBody>
-        <w:p>
-          <w:pPr>
-            <w:pStyle w:val="158463DDCF3B44F09381CE40D45DE92C"/>
-          </w:pPr>
-          <w:r>
-            <w:t>Select the text to update it with your own. Use this space to add a description of your food or your first course options. The first course is lighter than your main course. (Example: Salad</w:t>
-          </w:r>
-          <w:r>
-            <w:t>.)</w:t>
-          </w:r>
-        </w:p>
-      </w:docPartBody>
-    </w:docPart>
-    <w:docPart>
-      <w:docPartPr>
-        <w:name w:val="9C03AAE2C20A46449E6CBAADC3424332"/>
-        <w:category>
-          <w:name w:val="General"/>
-          <w:gallery w:val="placeholder"/>
-        </w:category>
-        <w:types>
-          <w:type w:val="bbPlcHdr"/>
-        </w:types>
-        <w:behaviors>
-          <w:behavior w:val="content"/>
-        </w:behaviors>
-        <w:guid w:val="{2BD37AC9-FDF1-4051-9B5F-E868B6958B9F}"/>
-      </w:docPartPr>
-      <w:docPartBody>
-        <w:p>
-          <w:pPr>
-            <w:pStyle w:val="9C03AAE2C20A46449E6CBAADC3424332"/>
-          </w:pPr>
-          <w:r>
-            <w:t>Main Course</w:t>
-          </w:r>
-        </w:p>
-      </w:docPartBody>
-    </w:docPart>
-    <w:docPart>
-      <w:docPartPr>
-        <w:name w:val="3CC849C97B0E445B96693F347F668443"/>
-        <w:category>
-          <w:name w:val="General"/>
-          <w:gallery w:val="placeholder"/>
-        </w:category>
-        <w:types>
-          <w:type w:val="bbPlcHdr"/>
-        </w:types>
-        <w:behaviors>
-          <w:behavior w:val="content"/>
-        </w:behaviors>
-        <w:guid w:val="{90CD204E-196C-4B1E-9771-652D65DB56E7}"/>
-      </w:docPartPr>
-      <w:docPartBody>
-        <w:p>
-          <w:pPr>
-            <w:pStyle w:val="3CC849C97B0E445B96693F347F668443"/>
-          </w:pPr>
-          <w:r>
-            <w:t>Select the text to update it with your own. Use this space to add a description of your food or your main course.</w:t>
-          </w:r>
-          <w:r>
-            <w:t xml:space="preserve"> </w:t>
-          </w:r>
-          <w:r>
-            <w:t>The main course is usually the largest portion. (Hint: If you’re serving a meat option, don’t forget to include a vegetarian/vegan option too</w:t>
-          </w:r>
-          <w:r>
-            <w:t>.)</w:t>
-          </w:r>
-        </w:p>
-      </w:docPartBody>
-    </w:docPart>
-    <w:docPart>
-      <w:docPartPr>
-        <w:name w:val="35C3789F75354267A534083271C8A4F1"/>
-        <w:category>
-          <w:name w:val="General"/>
-          <w:gallery w:val="placeholder"/>
-        </w:category>
-        <w:types>
-          <w:type w:val="bbPlcHdr"/>
-        </w:types>
-        <w:behaviors>
-          <w:behavior w:val="content"/>
-        </w:behaviors>
-        <w:guid w:val="{9160F403-50D0-412E-98A8-60FD55C3D473}"/>
-      </w:docPartPr>
-      <w:docPartBody>
-        <w:p>
-          <w:pPr>
-            <w:pStyle w:val="35C3789F75354267A534083271C8A4F1"/>
-          </w:pPr>
-          <w:r>
-            <w:t>Sides</w:t>
-          </w:r>
-        </w:p>
-      </w:docPartBody>
-    </w:docPart>
-    <w:docPart>
-      <w:docPartPr>
-        <w:name w:val="A85CC77FAA564C598B0C5A7EC65D01DF"/>
-        <w:category>
-          <w:name w:val="General"/>
-          <w:gallery w:val="placeholder"/>
-        </w:category>
-        <w:types>
-          <w:type w:val="bbPlcHdr"/>
-        </w:types>
-        <w:behaviors>
-          <w:behavior w:val="content"/>
-        </w:behaviors>
-        <w:guid w:val="{3984C81E-FDCC-42CB-9EF4-3DA4910ADC34}"/>
-      </w:docPartPr>
-      <w:docPartBody>
-        <w:p>
-          <w:pPr>
-            <w:pStyle w:val="A85CC77FAA564C598B0C5A7EC65D01DF"/>
-          </w:pPr>
-          <w:r>
-            <w:t>Select the text to update it with your own. Use this space to add a description of your food or your side options. The side is usually a cooked vegetable. (Example: Green beans, corn, potatoes, and more</w:t>
-          </w:r>
-          <w:r>
-            <w:t>.)</w:t>
-          </w:r>
-        </w:p>
-      </w:docPartBody>
-    </w:docPart>
-    <w:docPart>
-      <w:docPartPr>
-        <w:name w:val="860DC92CB06F4B2486F100C66B3D9395"/>
-        <w:category>
-          <w:name w:val="General"/>
-          <w:gallery w:val="placeholder"/>
-        </w:category>
-        <w:types>
-          <w:type w:val="bbPlcHdr"/>
-        </w:types>
-        <w:behaviors>
-          <w:behavior w:val="content"/>
-        </w:behaviors>
-        <w:guid w:val="{A4AD756D-0A45-4B12-B2C7-45C8F504885E}"/>
-      </w:docPartPr>
-      <w:docPartBody>
-        <w:p>
-          <w:pPr>
-            <w:pStyle w:val="860DC92CB06F4B2486F100C66B3D9395"/>
-          </w:pPr>
-          <w:r>
-            <w:t>Desserts</w:t>
-          </w:r>
-        </w:p>
-      </w:docPartBody>
-    </w:docPart>
-    <w:docPart>
-      <w:docPartPr>
-        <w:name w:val="D6F5B0E303664D6C87392E45A1A78953"/>
-        <w:category>
-          <w:name w:val="General"/>
-          <w:gallery w:val="placeholder"/>
-        </w:category>
-        <w:types>
-          <w:type w:val="bbPlcHdr"/>
-        </w:types>
-        <w:behaviors>
-          <w:behavior w:val="content"/>
-        </w:behaviors>
-        <w:guid w:val="{2A39B021-DADF-4B91-A8A2-AB5121E1E9E7}"/>
-      </w:docPartPr>
-      <w:docPartBody>
-        <w:p>
-          <w:pPr>
-            <w:pStyle w:val="D6F5B0E303664D6C87392E45A1A78953"/>
-          </w:pPr>
-          <w:r>
-            <w:t>Select the text to update it with your own. Use this space to add a description of your food or your dessert options. The dessert can be served hot or cold. (Example: ice cream, fruit, dessert wine, and more</w:t>
-          </w:r>
-          <w:r>
-            <w:t xml:space="preserve">.) </w:t>
-          </w:r>
-        </w:p>
-      </w:docPartBody>
-    </w:docPart>
-    <w:docPart>
-      <w:docPartPr>
-        <w:name w:val="4A1B8924864F4376B7FF5A4585D47725"/>
-        <w:category>
-          <w:name w:val="General"/>
-          <w:gallery w:val="placeholder"/>
-        </w:category>
-        <w:types>
-          <w:type w:val="bbPlcHdr"/>
-        </w:types>
-        <w:behaviors>
-          <w:behavior w:val="content"/>
-        </w:behaviors>
-        <w:guid w:val="{D964D6B0-2DAC-4693-BF2B-DDC925900245}"/>
-      </w:docPartPr>
-      <w:docPartBody>
-        <w:p>
-          <w:r>
-            <w:t>Friendsgiving</w:t>
-          </w:r>
-        </w:p>
-      </w:docPartBody>
-    </w:docPart>
-    <w:docPart>
-      <w:docPartPr>
-        <w:name w:val="8497F4AD3A734821BC439227311CFD6E"/>
-        <w:category>
-          <w:name w:val="General"/>
-          <w:gallery w:val="placeholder"/>
-        </w:category>
-        <w:types>
-          <w:type w:val="bbPlcHdr"/>
-        </w:types>
-        <w:behaviors>
-          <w:behavior w:val="content"/>
-        </w:behaviors>
-        <w:guid w:val="{0F9D4939-F6C7-48F4-8993-8D805C9640D3}"/>
-      </w:docPartPr>
-      <w:docPartBody>
-        <w:p>
-          <w:r>
-            <w:t>Party Menu</w:t>
-          </w:r>
-        </w:p>
-      </w:docPartBody>
-    </w:docPart>
-    <w:docPart>
-      <w:docPartPr>
-        <w:name w:val="21C545C576994A34BBC550939F81DC30"/>
-        <w:category>
-          <w:name w:val="General"/>
-          <w:gallery w:val="placeholder"/>
-        </w:category>
-        <w:types>
-          <w:type w:val="bbPlcHdr"/>
-        </w:types>
-        <w:behaviors>
-          <w:behavior w:val="content"/>
-        </w:behaviors>
-        <w:guid w:val="{0D64D518-9627-4DC2-85BE-33F9D6DBD991}"/>
-      </w:docPartPr>
-      <w:docPartBody>
-        <w:p>
-          <w:r>
-            <w:t>APPETIZER</w:t>
-          </w:r>
-        </w:p>
-      </w:docPartBody>
-    </w:docPart>
-    <w:docPart>
-      <w:docPartPr>
-        <w:name w:val="351FB6705AC94517BE74A05545F69BF6"/>
-        <w:category>
-          <w:name w:val="General"/>
-          <w:gallery w:val="placeholder"/>
-        </w:category>
-        <w:types>
-          <w:type w:val="bbPlcHdr"/>
-        </w:types>
-        <w:behaviors>
-          <w:behavior w:val="content"/>
-        </w:behaviors>
-        <w:guid w:val="{5B5B6A94-C932-443E-AF6E-882785F58C6D}"/>
-      </w:docPartPr>
-      <w:docPartBody>
-        <w:p>
-          <w:r>
-            <w:t>Select the text to update it with your own. Use this space to add a description of your food or your appetizer options. The appetizer is usually the smallest portion and served before the meal starts. (Example: Cheese, fruit plate, or any type of finger food</w:t>
-          </w:r>
-          <w:r>
-            <w:t>.)</w:t>
-          </w:r>
-        </w:p>
-      </w:docPartBody>
-    </w:docPart>
-    <w:docPart>
-      <w:docPartPr>
-        <w:name w:val="13EC3447A3294D8698B1770932794D97"/>
-        <w:category>
-          <w:name w:val="General"/>
-          <w:gallery w:val="placeholder"/>
-        </w:category>
-        <w:types>
-          <w:type w:val="bbPlcHdr"/>
-        </w:types>
-        <w:behaviors>
-          <w:behavior w:val="content"/>
-        </w:behaviors>
-        <w:guid w:val="{3FB70D78-3B98-45CF-842C-1D8025DEDBB2}"/>
-      </w:docPartPr>
-      <w:docPartBody>
-        <w:p>
-          <w:r>
-            <w:t>FIRST COURSE</w:t>
-          </w:r>
-        </w:p>
-      </w:docPartBody>
-    </w:docPart>
-    <w:docPart>
-      <w:docPartPr>
-        <w:name w:val="9209C18131AD48529A5061EBAF427B59"/>
-        <w:category>
-          <w:name w:val="General"/>
-          <w:gallery w:val="placeholder"/>
-        </w:category>
-        <w:types>
-          <w:type w:val="bbPlcHdr"/>
-        </w:types>
-        <w:behaviors>
-          <w:behavior w:val="content"/>
-        </w:behaviors>
-        <w:guid w:val="{6FEC845A-1BD3-426B-AAE9-6CD8C26755A2}"/>
-      </w:docPartPr>
-      <w:docPartBody>
-        <w:p>
-          <w:r>
-            <w:t>Select the text to update it with your own. Use this space to add a description of your food or your first course options. The first course is lighter than your main course. (Example: Salad</w:t>
-          </w:r>
-          <w:r>
-            <w:t>.)</w:t>
-          </w:r>
-        </w:p>
-      </w:docPartBody>
-    </w:docPart>
-    <w:docPart>
-      <w:docPartPr>
-        <w:name w:val="C8963F255DF7447DBC905526A6E30EE7"/>
-        <w:category>
-          <w:name w:val="General"/>
-          <w:gallery w:val="placeholder"/>
-        </w:category>
-        <w:types>
-          <w:type w:val="bbPlcHdr"/>
-        </w:types>
-        <w:behaviors>
-          <w:behavior w:val="content"/>
-        </w:behaviors>
-        <w:guid w:val="{D40B87BE-4656-4AD5-B6D5-B103020FEDFF}"/>
-      </w:docPartPr>
-      <w:docPartBody>
-        <w:p>
-          <w:r>
-            <w:t>MAIN COURSE</w:t>
-          </w:r>
-        </w:p>
-      </w:docPartBody>
-    </w:docPart>
-    <w:docPart>
-      <w:docPartPr>
-        <w:name w:val="383A76E57A1242839FBD81048EF674E4"/>
-        <w:category>
-          <w:name w:val="General"/>
-          <w:gallery w:val="placeholder"/>
-        </w:category>
-        <w:types>
-          <w:type w:val="bbPlcHdr"/>
-        </w:types>
-        <w:behaviors>
-          <w:behavior w:val="content"/>
-        </w:behaviors>
-        <w:guid w:val="{E2592693-4844-4476-B730-1B0D8C1C4123}"/>
-      </w:docPartPr>
-      <w:docPartBody>
-        <w:p>
-          <w:r>
-            <w:t>Select the text to update it with your own. Use this space to add a description of your food or your main course.</w:t>
-          </w:r>
-          <w:r>
-            <w:t xml:space="preserve"> </w:t>
-          </w:r>
-          <w:r>
-            <w:t>The main course is usually the largest portion. (Hint: If you’re serving a meat option, don’t forget to include a vegetarian/vegan option too</w:t>
-          </w:r>
-          <w:r>
-            <w:t xml:space="preserve">.) </w:t>
-          </w:r>
-        </w:p>
-      </w:docPartBody>
-    </w:docPart>
-    <w:docPart>
-      <w:docPartPr>
-        <w:name w:val="142FC06A3A7148CBBD35D25316AF2757"/>
-        <w:category>
-          <w:name w:val="General"/>
-          <w:gallery w:val="placeholder"/>
-        </w:category>
-        <w:types>
-          <w:type w:val="bbPlcHdr"/>
-        </w:types>
-        <w:behaviors>
-          <w:behavior w:val="content"/>
-        </w:behaviors>
-        <w:guid w:val="{DB4657C4-ABD9-4076-BA59-2843EACD56F5}"/>
-      </w:docPartPr>
-      <w:docPartBody>
-        <w:p>
-          <w:r>
-            <w:t>SIDES</w:t>
-          </w:r>
-        </w:p>
-      </w:docPartBody>
-    </w:docPart>
-    <w:docPart>
-      <w:docPartPr>
-        <w:name w:val="14936E8FC7154281823D3134BBF83E3B"/>
-        <w:category>
-          <w:name w:val="General"/>
-          <w:gallery w:val="placeholder"/>
-        </w:category>
-        <w:types>
-          <w:type w:val="bbPlcHdr"/>
-        </w:types>
-        <w:behaviors>
-          <w:behavior w:val="content"/>
-        </w:behaviors>
-        <w:guid w:val="{E71D8E22-C944-4CAA-BA88-E4CAC24BDBC1}"/>
-      </w:docPartPr>
-      <w:docPartBody>
-        <w:p>
-          <w:r>
-            <w:t>Select the text to update it with your own. Use this space to add a description of your food or your side options. The side is usually a cooked vegetable. (Example: Green beans, corn, potatoes, and more</w:t>
-          </w:r>
-          <w:r>
-            <w:t xml:space="preserve">.) </w:t>
-          </w:r>
-        </w:p>
-      </w:docPartBody>
-    </w:docPart>
-    <w:docPart>
-      <w:docPartPr>
-        <w:name w:val="21E8902DD2FC4ECABEFC6B6841B6F392"/>
-        <w:category>
-          <w:name w:val="General"/>
-          <w:gallery w:val="placeholder"/>
-        </w:category>
-        <w:types>
-          <w:type w:val="bbPlcHdr"/>
-        </w:types>
-        <w:behaviors>
-          <w:behavior w:val="content"/>
-        </w:behaviors>
-        <w:guid w:val="{54F880B3-412D-4361-B78A-C48BCE2F0229}"/>
-      </w:docPartPr>
-      <w:docPartBody>
-        <w:p>
-          <w:r>
-            <w:t>DESSERTS</w:t>
-          </w:r>
-          <w:r>
-            <w:t xml:space="preserve"> </w:t>
-          </w:r>
-        </w:p>
-      </w:docPartBody>
-    </w:docPart>
-    <w:docPart>
-      <w:docPartPr>
-        <w:name w:val="8EDF8876585A48D2B68FE0CE9C832BBB"/>
-        <w:category>
-          <w:name w:val="General"/>
-          <w:gallery w:val="placeholder"/>
-        </w:category>
-        <w:types>
-          <w:type w:val="bbPlcHdr"/>
-        </w:types>
-        <w:behaviors>
-          <w:behavior w:val="content"/>
-        </w:behaviors>
-        <w:guid w:val="{58EED1A7-C8FC-4985-9943-9A086D3725AA}"/>
-      </w:docPartPr>
-      <w:docPartBody>
-        <w:p>
-          <w:r>
-            <w:t>Select the text to update it with your own. Use this space to add a description of your food or your dessert options. The dessert can be served hot or cold. (Example: ice cream, fruit, dessert wine, and more</w:t>
-          </w:r>
-          <w:r>
-            <w:t>.)</w:t>
-          </w:r>
-        </w:p>
-      </w:docPartBody>
-    </w:docPart>
-    <w:docPart>
-      <w:docPartPr>
-        <w:name w:val="CA48D8A9802B4873B17A25BDB29E9B45"/>
-        <w:category>
-          <w:name w:val="General"/>
-          <w:gallery w:val="placeholder"/>
-        </w:category>
-        <w:types>
-          <w:type w:val="bbPlcHdr"/>
-        </w:types>
-        <w:behaviors>
-          <w:behavior w:val="content"/>
-        </w:behaviors>
-        <w:guid w:val="{D82E12BC-9BDF-4FB3-AEB5-5DC052F68CEA}"/>
-      </w:docPartPr>
-      <w:docPartBody>
-        <w:p>
-          <w:pPr>
-            <w:pStyle w:val="CA48D8A9802B4873B17A25BDB29E9B45"/>
-          </w:pPr>
-          <w:r>
-            <w:t>Friendsgiving</w:t>
-          </w:r>
-        </w:p>
-      </w:docPartBody>
-    </w:docPart>
-    <w:docPart>
-      <w:docPartPr>
-        <w:name w:val="B068720FEF7C464898C38BD1C9CE239F"/>
-        <w:category>
-          <w:name w:val="General"/>
-          <w:gallery w:val="placeholder"/>
-        </w:category>
-        <w:types>
-          <w:type w:val="bbPlcHdr"/>
-        </w:types>
-        <w:behaviors>
-          <w:behavior w:val="content"/>
-        </w:behaviors>
-        <w:guid w:val="{47264B8A-2F55-42CC-8746-4E4747A69A86}"/>
-      </w:docPartPr>
-      <w:docPartBody>
-        <w:p>
-          <w:pPr>
-            <w:pStyle w:val="B068720FEF7C464898C38BD1C9CE239F"/>
-          </w:pPr>
-          <w:r>
-            <w:t>Party Menu</w:t>
-          </w:r>
-        </w:p>
-      </w:docPartBody>
-    </w:docPart>
-  </w:docParts>
-</w:glossaryDocument>
-</file>
-
-<file path=word/glossary/fontTable.xml><?xml version="1.0" encoding="utf-8"?>
-<w:fonts xmlns:mc="http://schemas.openxmlformats.org/markup-compatibility/2006" xmlns:r="http://schemas.openxmlformats.org/officeDocument/2006/relationships" xmlns:w="http://schemas.openxmlformats.org/wordprocessingml/2006/main" xmlns:w14="http://schemas.microsoft.com/office/word/2010/wordml" xmlns:w15="http://schemas.microsoft.com/office/word/2012/wordml" xmlns:w16cex="http://schemas.microsoft.com/office/word/2018/wordml/cex" xmlns:w16cid="http://schemas.microsoft.com/office/word/2016/wordml/cid" xmlns:w16="http://schemas.microsoft.com/office/word/2018/wordml" xmlns:w16se="http://schemas.microsoft.com/office/word/2015/wordml/symex" mc:Ignorable="w14 w15 w16se w16cid w16 w16cex">
-  <w:font w:name="Eras Light ITC">
-    <w:panose1 w:val="020B0402030504020804"/>
-    <w:charset w:val="00"/>
-    <w:family w:val="swiss"/>
-    <w:pitch w:val="variable"/>
-    <w:sig w:usb0="00000003" w:usb1="00000000" w:usb2="00000000" w:usb3="00000000" w:csb0="00000001" w:csb1="00000000"/>
-  </w:font>
-  <w:font w:name="Times New Roman">
-    <w:panose1 w:val="02020603050405020304"/>
-    <w:charset w:val="00"/>
-    <w:family w:val="roman"/>
-    <w:pitch w:val="variable"/>
-    <w:sig w:usb0="E0002EFF" w:usb1="C000785B" w:usb2="00000009" w:usb3="00000000" w:csb0="000001FF" w:csb1="00000000"/>
-  </w:font>
-  <w:font w:name="The Serif Hand">
-    <w:panose1 w:val="03070802030502020204"/>
-    <w:charset w:val="00"/>
-    <w:family w:val="script"/>
-    <w:pitch w:val="variable"/>
-    <w:sig w:usb0="8000002F" w:usb1="0000000A" w:usb2="00000000" w:usb3="00000000" w:csb0="00000001" w:csb1="00000000"/>
-  </w:font>
-  <w:font w:name="The Serif Hand Black">
-    <w:panose1 w:val="02010608010101020104"/>
-    <w:charset w:val="00"/>
-    <w:family w:val="modern"/>
-    <w:notTrueType/>
-    <w:pitch w:val="variable"/>
-    <w:sig w:usb0="8000002F" w:usb1="00000042" w:usb2="00000000" w:usb3="00000000" w:csb0="00000001" w:csb1="00000000"/>
-  </w:font>
-  <w:font w:name="Calibri">
-    <w:panose1 w:val="020F0502020204030204"/>
-    <w:charset w:val="00"/>
-    <w:family w:val="swiss"/>
-    <w:pitch w:val="variable"/>
-    <w:sig w:usb0="E4002EFF" w:usb1="C000247B" w:usb2="00000009" w:usb3="00000000" w:csb0="000001FF" w:csb1="00000000"/>
-  </w:font>
-  <w:font w:name="Calibri Light">
-    <w:panose1 w:val="020F0302020204030204"/>
-    <w:charset w:val="00"/>
-    <w:family w:val="swiss"/>
-    <w:pitch w:val="variable"/>
-    <w:sig w:usb0="E4002EFF" w:usb1="C000247B" w:usb2="00000009" w:usb3="00000000" w:csb0="000001FF" w:csb1="00000000"/>
-  </w:font>
-</w:fonts>
-</file>
-
-<file path=word/glossary/settings.xml><?xml version="1.0" encoding="utf-8"?>
-<w:settings xmlns:mc="http://schemas.openxmlformats.org/markup-compatibility/2006" xmlns:o="urn:schemas-microsoft-com:office:office" xmlns:r="http://schemas.openxmlformats.org/officeDocument/2006/relationships" xmlns:m="http://schemas.openxmlformats.org/officeDocument/2006/math" xmlns:v="urn:schemas-microsoft-com:vml" xmlns:w10="urn:schemas-microsoft-com:office:word" xmlns:w="http://schemas.openxmlformats.org/wordprocessingml/2006/main" xmlns:w14="http://schemas.microsoft.com/office/word/2010/wordml" xmlns:w15="http://schemas.microsoft.com/office/word/2012/wordml" xmlns:w16cex="http://schemas.microsoft.com/office/word/2018/wordml/cex" xmlns:w16cid="http://schemas.microsoft.com/office/word/2016/wordml/cid" xmlns:w16="http://schemas.microsoft.com/office/word/2018/wordml" xmlns:w16se="http://schemas.microsoft.com/office/word/2015/wordml/symex" xmlns:sl="http://schemas.openxmlformats.org/schemaLibrary/2006/main" mc:Ignorable="w14 w15 w16se w16cid w16 w16cex">
-  <w:view w:val="normal"/>
-  <w:defaultTabStop w:val="720"/>
-  <w:characterSpacingControl w:val="doNotCompress"/>
-  <w:compat>
-    <w:useFELayout/>
-    <w:compatSetting w:name="compatibilityMode" w:uri="http://schemas.microsoft.com/office/word" w:val="15"/>
-    <w:compatSetting w:name="overrideTableStyleFontSizeAndJustification" w:uri="http://schemas.microsoft.com/office/word" w:val="1"/>
-    <w:compatSetting w:name="enableOpenTypeFeatures" w:uri="http://schemas.microsoft.com/office/word" w:val="1"/>
-    <w:compatSetting w:name="doNotFlipMirrorIndents" w:uri="http://schemas.microsoft.com/office/word" w:val="1"/>
-    <w:compatSetting w:name="differentiateMultirowTableHeaders" w:uri="http://schemas.microsoft.com/office/word" w:val="1"/>
-    <w:compatSetting w:name="useWord2013TrackBottomHyphenation" w:uri="http://schemas.microsoft.com/office/word" w:val="0"/>
-  </w:compat>
-  <w:rsids>
-    <w:rsidRoot w:val="001C3DB8"/>
-    <w:rsid w:val="001C3DB8"/>
-    <w:rsid w:val="00501C5C"/>
-    <w:rsid w:val="009F5D12"/>
-    <w:rsid w:val="00DB2342"/>
-    <w:rsid w:val="00E73A68"/>
-    <w:rsid w:val="00F561BF"/>
-  </w:rsids>
-  <m:mathPr>
-    <m:mathFont m:val="Cambria Math"/>
-    <m:brkBin m:val="before"/>
-    <m:brkBinSub m:val="--"/>
-    <m:smallFrac m:val="0"/>
-    <m:dispDef/>
-    <m:lMargin m:val="0"/>
-    <m:rMargin m:val="0"/>
-    <m:defJc m:val="centerGroup"/>
-    <m:wrapIndent m:val="1440"/>
-    <m:intLim m:val="subSup"/>
-    <m:naryLim m:val="undOvr"/>
-  </m:mathPr>
-  <w:themeFontLang w:val="en-US"/>
-  <w:clrSchemeMapping w:bg1="light1" w:t1="dark1" w:bg2="light2" w:t2="dark2" w:accent1="accent1" w:accent2="accent2" w:accent3="accent3" w:accent4="accent4" w:accent5="accent5" w:accent6="accent6" w:hyperlink="hyperlink" w:followedHyperlink="followedHyperlink"/>
-  <w:decimalSymbol w:val="."/>
-  <w:listSeparator w:val=","/>
-  <w15:chartTrackingRefBased/>
-</w:settings>
-</file>
-
-<file path=word/glossary/styles.xml><?xml version="1.0" encoding="utf-8"?>
-<w:styles xmlns:mc="http://schemas.openxmlformats.org/markup-compatibility/2006" xmlns:r="http://schemas.openxmlformats.org/officeDocument/2006/relationships" xmlns:w="http://schemas.openxmlformats.org/wordprocessingml/2006/main" xmlns:w14="http://schemas.microsoft.com/office/word/2010/wordml" xmlns:w15="http://schemas.microsoft.com/office/word/2012/wordml" xmlns:w16cex="http://schemas.microsoft.com/office/word/2018/wordml/cex" xmlns:w16cid="http://schemas.microsoft.com/office/word/2016/wordml/cid" xmlns:w16="http://schemas.microsoft.com/office/word/2018/wordml" xmlns:w16se="http://schemas.microsoft.com/office/word/2015/wordml/symex" mc:Ignorable="w14 w15 w16se w16cid w16 w16cex">
-  <w:docDefaults>
-    <w:rPrDefault>
-      <w:rPr>
-        <w:rFonts w:asciiTheme="minorHAnsi" w:eastAsiaTheme="minorEastAsia" w:hAnsiTheme="minorHAnsi" w:cstheme="minorBidi"/>
-        <w:sz w:val="22"/>
-        <w:szCs w:val="22"/>
-        <w:lang w:val="en-US" w:eastAsia="en-US" w:bidi="ar-SA"/>
-      </w:rPr>
-    </w:rPrDefault>
-    <w:pPrDefault>
-      <w:pPr>
-        <w:spacing w:after="160" w:line="259" w:lineRule="auto"/>
-      </w:pPr>
-    </w:pPrDefault>
-  </w:docDefaults>
-  <w:latentStyles w:defLockedState="0" w:defUIPriority="99" w:defSemiHidden="0" w:defUnhideWhenUsed="0" w:defQFormat="0" w:count="376">
-    <w:lsdException w:name="Normal" w:uiPriority="0" w:qFormat="1"/>
-    <w:lsdException w:name="heading 1" w:uiPriority="9" w:qFormat="1"/>
-    <w:lsdException w:name="heading 2" w:semiHidden="1" w:uiPriority="9" w:unhideWhenUsed="1" w:qFormat="1"/>
-    <w:lsdException w:name="heading 3" w:semiHidden="1" w:uiPriority="9" w:unhideWhenUsed="1" w:qFormat="1"/>
-    <w:lsdException w:name="heading 4" w:semiHidden="1" w:uiPriority="9" w:unhideWhenUsed="1" w:qFormat="1"/>
-    <w:lsdException w:name="heading 5" w:semiHidden="1" w:uiPriority="9" w:unhideWhenUsed="1" w:qFormat="1"/>
-    <w:lsdException w:name="heading 6" w:semiHidden="1" w:uiPriority="9" w:unhideWhenUsed="1" w:qFormat="1"/>
-    <w:lsdException w:name="heading 7" w:semiHidden="1" w:uiPriority="9" w:unhideWhenUsed="1" w:qFormat="1"/>
-    <w:lsdException w:name="heading 8" w:semiHidden="1" w:uiPriority="9" w:unhideWhenUsed="1" w:qFormat="1"/>
-    <w:lsdException w:name="heading 9" w:semiHidden="1" w:uiPriority="9" w:unhideWhenUsed="1" w:qFormat="1"/>
-    <w:lsdException w:name="index 1" w:semiHidden="1" w:unhideWhenUsed="1"/>
-    <w:lsdException w:name="index 2" w:semiHidden="1" w:unhideWhenUsed="1"/>
-    <w:lsdException w:name="index 3" w:semiHidden="1" w:unhideWhenUsed="1"/>
-    <w:lsdException w:name="index 4" w:semiHidden="1" w:unhideWhenUsed="1"/>
-    <w:lsdException w:name="index 5" w:semiHidden="1" w:unhideWhenUsed="1"/>
-    <w:lsdException w:name="index 6" w:semiHidden="1" w:unhideWhenUsed="1"/>
-    <w:lsdException w:name="index 7" w:semiHidden="1" w:unhideWhenUsed="1"/>
-    <w:lsdException w:name="index 8" w:semiHidden="1" w:unhideWhenUsed="1"/>
-    <w:lsdException w:name="index 9" w:semiHidden="1" w:unhideWhenUsed="1"/>
-    <w:lsdException w:name="toc 1" w:semiHidden="1" w:uiPriority="39" w:unhideWhenUsed="1"/>
-    <w:lsdException w:name="toc 2" w:semiHidden="1" w:uiPriority="39" w:unhideWhenUsed="1"/>
-    <w:lsdException w:name="toc 3" w:semiHidden="1" w:uiPriority="39" w:unhideWhenUsed="1"/>
-    <w:lsdException w:name="toc 4" w:semiHidden="1" w:uiPriority="39" w:unhideWhenUsed="1"/>
-    <w:lsdException w:name="toc 5" w:semiHidden="1" w:uiPriority="39" w:unhideWhenUsed="1"/>
-    <w:lsdException w:name="toc 6" w:semiHidden="1" w:uiPriority="39" w:unhideWhenUsed="1"/>
-    <w:lsdException w:name="toc 7" w:semiHidden="1" w:uiPriority="39" w:unhideWhenUsed="1"/>
-    <w:lsdException w:name="toc 8" w:semiHidden="1" w:uiPriority="39" w:unhideWhenUsed="1"/>
-    <w:lsdException w:name="toc 9" w:semiHidden="1" w:uiPriority="39" w:unhideWhenUsed="1"/>
-    <w:lsdException w:name="Normal Indent" w:semiHidden="1" w:unhideWhenUsed="1"/>
-    <w:lsdException w:name="footnote text" w:semiHidden="1" w:unhideWhenUsed="1"/>
-    <w:lsdException w:name="annotation text" w:semiHidden="1" w:unhideWhenUsed="1"/>
-    <w:lsdException w:name="header" w:semiHidden="1" w:unhideWhenUsed="1"/>
-    <w:lsdException w:name="footer" w:semiHidden="1" w:unhideWhenUsed="1"/>
-    <w:lsdException w:name="index heading" w:semiHidden="1" w:unhideWhenUsed="1"/>
-    <w:lsdException w:name="caption" w:semiHidden="1" w:uiPriority="35" w:unhideWhenUsed="1" w:qFormat="1"/>
-    <w:lsdException w:name="table of figures" w:semiHidden="1" w:unhideWhenUsed="1"/>
-    <w:lsdException w:name="envelope address" w:semiHidden="1" w:unhideWhenUsed="1"/>
-    <w:lsdException w:name="envelope return" w:semiHidden="1" w:unhideWhenUsed="1"/>
-    <w:lsdException w:name="footnote reference" w:semiHidden="1" w:unhideWhenUsed="1"/>
-    <w:lsdException w:name="annotation reference" w:semiHidden="1" w:unhideWhenUsed="1"/>
-    <w:lsdException w:name="line number" w:semiHidden="1" w:unhideWhenUsed="1"/>
-    <w:lsdException w:name="page number" w:semiHidden="1" w:unhideWhenUsed="1"/>
-    <w:lsdException w:name="endnote reference" w:semiHidden="1" w:unhideWhenUsed="1"/>
-    <w:lsdException w:name="endnote text" w:semiHidden="1" w:unhideWhenUsed="1"/>
-    <w:lsdException w:name="table of authorities" w:semiHidden="1" w:unhideWhenUsed="1"/>
-    <w:lsdException w:name="macro" w:semiHidden="1" w:unhideWhenUsed="1"/>
-    <w:lsdException w:name="toa heading" w:semiHidden="1" w:unhideWhenUsed="1"/>
-    <w:lsdException w:name="List" w:semiHidden="1" w:unhideWhenUsed="1"/>
-    <w:lsdException w:name="List Bullet" w:semiHidden="1" w:unhideWhenUsed="1"/>
-    <w:lsdException w:name="List Number" w:semiHidden="1" w:unhideWhenUsed="1"/>
-    <w:lsdException w:name="List 2" w:semiHidden="1" w:unhideWhenUsed="1"/>
-    <w:lsdException w:name="List 3" w:semiHidden="1" w:unhideWhenUsed="1"/>
-    <w:lsdException w:name="List 4" w:semiHidden="1" w:unhideWhenUsed="1"/>
-    <w:lsdException w:name="List 5" w:semiHidden="1" w:unhideWhenUsed="1"/>
-    <w:lsdException w:name="List Bullet 2" w:semiHidden="1" w:unhideWhenUsed="1"/>
-    <w:lsdException w:name="List Bullet 3" w:semiHidden="1" w:unhideWhenUsed="1"/>
-    <w:lsdException w:name="List Bullet 4" w:semiHidden="1" w:unhideWhenUsed="1"/>
-    <w:lsdException w:name="List Bullet 5" w:semiHidden="1" w:unhideWhenUsed="1"/>
-    <w:lsdException w:name="List Number 2" w:semiHidden="1" w:unhideWhenUsed="1"/>
-    <w:lsdException w:name="List Number 3" w:semiHidden="1" w:unhideWhenUsed="1"/>
-    <w:lsdException w:name="List Number 4" w:semiHidden="1" w:unhideWhenUsed="1"/>
-    <w:lsdException w:name="List Number 5" w:semiHidden="1" w:unhideWhenUsed="1"/>
-    <w:lsdException w:name="Title" w:uiPriority="10" w:qFormat="1"/>
-    <w:lsdException w:name="Closing" w:semiHidden="1" w:unhideWhenUsed="1"/>
-    <w:lsdException w:name="Signature" w:semiHidden="1" w:unhideWhenUsed="1"/>
-    <w:lsdException w:name="Default Paragraph Font" w:semiHidden="1" w:uiPriority="1" w:unhideWhenUsed="1"/>
-    <w:lsdException w:name="Body Text" w:semiHidden="1" w:unhideWhenUsed="1"/>
-    <w:lsdException w:name="Body Text Indent" w:semiHidden="1" w:unhideWhenUsed="1"/>
-    <w:lsdException w:name="List Continue" w:semiHidden="1" w:unhideWhenUsed="1"/>
-    <w:lsdException w:name="List Continue 2" w:semiHidden="1" w:unhideWhenUsed="1"/>
-    <w:lsdException w:name="List Continue 3" w:semiHidden="1" w:unhideWhenUsed="1"/>
-    <w:lsdException w:name="List Continue 4" w:semiHidden="1" w:unhideWhenUsed="1"/>
-    <w:lsdException w:name="List Continue 5" w:semiHidden="1" w:unhideWhenUsed="1"/>
-    <w:lsdException w:name="Message Header" w:semiHidden="1" w:unhideWhenUsed="1"/>
-    <w:lsdException w:name="Subtitle" w:uiPriority="11" w:qFormat="1"/>
-    <w:lsdException w:name="Salutation" w:semiHidden="1" w:unhideWhenUsed="1"/>
-    <w:lsdException w:name="Date" w:semiHidden="1" w:unhideWhenUsed="1"/>
-    <w:lsdException w:name="Body Text First Indent" w:semiHidden="1" w:unhideWhenUsed="1"/>
-    <w:lsdException w:name="Body Text First Indent 2" w:semiHidden="1" w:unhideWhenUsed="1"/>
-    <w:lsdException w:name="Note Heading" w:semiHidden="1" w:unhideWhenUsed="1"/>
-    <w:lsdException w:name="Body Text 2" w:semiHidden="1" w:unhideWhenUsed="1"/>
-    <w:lsdException w:name="Body Text 3" w:semiHidden="1" w:unhideWhenUsed="1"/>
-    <w:lsdException w:name="Body Text Indent 2" w:semiHidden="1" w:unhideWhenUsed="1"/>
-    <w:lsdException w:name="Body Text Indent 3" w:semiHidden="1" w:unhideWhenUsed="1"/>
-    <w:lsdException w:name="Block Text" w:semiHidden="1" w:unhideWhenUsed="1"/>
-    <w:lsdException w:name="Hyperlink" w:semiHidden="1" w:unhideWhenUsed="1"/>
-    <w:lsdException w:name="FollowedHyperlink" w:semiHidden="1" w:unhideWhenUsed="1"/>
-    <w:lsdException w:name="Strong" w:uiPriority="22" w:qFormat="1"/>
-    <w:lsdException w:name="Emphasis" w:uiPriority="20" w:qFormat="1"/>
-    <w:lsdException w:name="Document Map" w:semiHidden="1" w:unhideWhenUsed="1"/>
-    <w:lsdException w:name="Plain Text" w:semiHidden="1" w:unhideWhenUsed="1"/>
-    <w:lsdException w:name="E-mail Signature" w:semiHidden="1" w:unhideWhenUsed="1"/>
-    <w:lsdException w:name="HTML Top of Form" w:semiHidden="1" w:unhideWhenUsed="1"/>
-    <w:lsdException w:name="HTML Bottom of Form" w:semiHidden="1" w:unhideWhenUsed="1"/>
-    <w:lsdException w:name="Normal (Web)" w:semiHidden="1" w:unhideWhenUsed="1"/>
-    <w:lsdException w:name="HTML Acronym" w:semiHidden="1" w:unhideWhenUsed="1"/>
-    <w:lsdException w:name="HTML Address" w:semiHidden="1" w:unhideWhenUsed="1"/>
-    <w:lsdException w:name="HTML Cite" w:semiHidden="1" w:unhideWhenUsed="1"/>
-    <w:lsdException w:name="HTML Code" w:semiHidden="1" w:unhideWhenUsed="1"/>
-    <w:lsdException w:name="HTML Definition" w:semiHidden="1" w:unhideWhenUsed="1"/>
-    <w:lsdException w:name="HTML Keyboard" w:semiHidden="1" w:unhideWhenUsed="1"/>
-    <w:lsdException w:name="HTML Preformatted" w:semiHidden="1" w:unhideWhenUsed="1"/>
-    <w:lsdException w:name="HTML Sample" w:semiHidden="1" w:unhideWhenUsed="1"/>
-    <w:lsdException w:name="HTML Typewriter" w:semiHidden="1" w:unhideWhenUsed="1"/>
-    <w:lsdException w:name="HTML Variable" w:semiHidden="1" w:unhideWhenUsed="1"/>
-    <w:lsdException w:name="Normal Table" w:semiHidden="1" w:unhideWhenUsed="1"/>
-    <w:lsdException w:name="annotation subject" w:semiHidden="1" w:unhideWhenUsed="1"/>
-    <w:lsdException w:name="No List" w:semiHidden="1" w:unhideWhenUsed="1"/>
-    <w:lsdException w:name="Outline List 1" w:semiHidden="1" w:unhideWhenUsed="1"/>
-    <w:lsdException w:name="Outline List 2" w:semiHidden="1" w:unhideWhenUsed="1"/>
-    <w:lsdException w:name="Outline List 3" w:semiHidden="1" w:unhideWhenUsed="1"/>
-    <w:lsdException w:name="Table Simple 1" w:semiHidden="1" w:unhideWhenUsed="1"/>
-    <w:lsdException w:name="Table Simple 2" w:semiHidden="1" w:unhideWhenUsed="1"/>
-    <w:lsdException w:name="Table Simple 3" w:semiHidden="1" w:unhideWhenUsed="1"/>
-    <w:lsdException w:name="Table Classic 1" w:semiHidden="1" w:unhideWhenUsed="1"/>
-    <w:lsdException w:name="Table Classic 2" w:semiHidden="1" w:unhideWhenUsed="1"/>
-    <w:lsdException w:name="Table Classic 3" w:semiHidden="1" w:unhideWhenUsed="1"/>
-    <w:lsdException w:name="Table Classic 4" w:semiHidden="1" w:unhideWhenUsed="1"/>
-    <w:lsdException w:name="Table Colorful 1" w:semiHidden="1" w:unhideWhenUsed="1"/>
-    <w:lsdException w:name="Table Colorful 2" w:semiHidden="1" w:unhideWhenUsed="1"/>
-    <w:lsdException w:name="Table Colorful 3" w:semiHidden="1" w:unhideWhenUsed="1"/>
-    <w:lsdException w:name="Table Columns 1" w:semiHidden="1" w:unhideWhenUsed="1"/>
-    <w:lsdException w:name="Table Columns 2" w:semiHidden="1" w:unhideWhenUsed="1"/>
-    <w:lsdException w:name="Table Columns 3" w:semiHidden="1" w:unhideWhenUsed="1"/>
-    <w:lsdException w:name="Table Columns 4" w:semiHidden="1" w:unhideWhenUsed="1"/>
-    <w:lsdException w:name="Table Columns 5" w:semiHidden="1" w:unhideWhenUsed="1"/>
-    <w:lsdException w:name="Table Grid 1" w:semiHidden="1" w:unhideWhenUsed="1"/>
-    <w:lsdException w:name="Table Grid 2" w:semiHidden="1" w:unhideWhenUsed="1"/>
-    <w:lsdException w:name="Table Grid 3" w:semiHidden="1" w:unhideWhenUsed="1"/>
-    <w:lsdException w:name="Table Grid 4" w:semiHidden="1" w:unhideWhenUsed="1"/>
-    <w:lsdException w:name="Table Grid 5" w:semiHidden="1" w:unhideWhenUsed="1"/>
-    <w:lsdException w:name="Table Grid 6" w:semiHidden="1" w:unhideWhenUsed="1"/>
-    <w:lsdException w:name="Table Grid 7" w:semiHidden="1" w:unhideWhenUsed="1"/>
-    <w:lsdException w:name="Table Grid 8" w:semiHidden="1" w:unhideWhenUsed="1"/>
-    <w:lsdException w:name="Table List 1" w:semiHidden="1" w:unhideWhenUsed="1"/>
-    <w:lsdException w:name="Table List 2" w:semiHidden="1" w:unhideWhenUsed="1"/>
-    <w:lsdException w:name="Table List 3" w:semiHidden="1" w:unhideWhenUsed="1"/>
-    <w:lsdException w:name="Table List 4" w:semiHidden="1" w:unhideWhenUsed="1"/>
-    <w:lsdException w:name="Table List 5" w:semiHidden="1" w:unhideWhenUsed="1"/>
-    <w:lsdException w:name="Table List 6" w:semiHidden="1" w:unhideWhenUsed="1"/>
-    <w:lsdException w:name="Table List 7" w:semiHidden="1" w:unhideWhenUsed="1"/>
-    <w:lsdException w:name="Table List 8" w:semiHidden="1" w:unhideWhenUsed="1"/>
-    <w:lsdException w:name="Table 3D effects 1" w:semiHidden="1" w:unhideWhenUsed="1"/>
-    <w:lsdException w:name="Table 3D effects 2" w:semiHidden="1" w:unhideWhenUsed="1"/>
-    <w:lsdException w:name="Table 3D effects 3" w:semiHidden="1" w:unhideWhenUsed="1"/>
-    <w:lsdException w:name="Table Contemporary" w:semiHidden="1" w:unhideWhenUsed="1"/>
-    <w:lsdException w:name="Table Elegant" w:semiHidden="1" w:unhideWhenUsed="1"/>
-    <w:lsdException w:name="Table Professional" w:semiHidden="1" w:unhideWhenUsed="1"/>
-    <w:lsdException w:name="Table Subtle 1" w:semiHidden="1" w:unhideWhenUsed="1"/>
-    <w:lsdException w:name="Table Subtle 2" w:semiHidden="1" w:unhideWhenUsed="1"/>
-    <w:lsdException w:name="Table Web 1" w:semiHidden="1" w:unhideWhenUsed="1"/>
-    <w:lsdException w:name="Table Web 2" w:semiHidden="1" w:unhideWhenUsed="1"/>
-    <w:lsdException w:name="Table Web 3" w:semiHidden="1" w:unhideWhenUsed="1"/>
-    <w:lsdException w:name="Balloon Text" w:semiHidden="1" w:unhideWhenUsed="1"/>
-    <w:lsdException w:name="Table Grid" w:uiPriority="39"/>
-    <w:lsdException w:name="Table Theme" w:semiHidden="1" w:unhideWhenUsed="1"/>
-    <w:lsdException w:name="Placeholder Text" w:semiHidden="1"/>
-    <w:lsdException w:name="No Spacing" w:uiPriority="1" w:qFormat="1"/>
-    <w:lsdException w:name="Light Shading" w:uiPriority="60"/>
-    <w:lsdException w:name="Light List" w:uiPriority="61"/>
-    <w:lsdException w:name="Light Grid" w:uiPriority="62"/>
-    <w:lsdException w:name="Medium Shading 1" w:uiPriority="63"/>
-    <w:lsdException w:name="Medium Shading 2" w:uiPriority="64"/>
-    <w:lsdException w:name="Medium List 1" w:uiPriority="65"/>
-    <w:lsdException w:name="Medium List 2" w:uiPriority="66"/>
-    <w:lsdException w:name="Medium Grid 1" w:uiPriority="67"/>
-    <w:lsdException w:name="Medium Grid 2" w:uiPriority="68"/>
-    <w:lsdException w:name="Medium Grid 3" w:uiPriority="69"/>
-    <w:lsdException w:name="Dark List" w:uiPriority="70"/>
-    <w:lsdException w:name="Colorful Shading" w:uiPriority="71"/>
-    <w:lsdException w:name="Colorful List" w:uiPriority="72"/>
-    <w:lsdException w:name="Colorful Grid" w:uiPriority="73"/>
-    <w:lsdException w:name="Light Shading Accent 1" w:uiPriority="60"/>
-    <w:lsdException w:name="Light List Accent 1" w:uiPriority="61"/>
-    <w:lsdException w:name="Light Grid Accent 1" w:uiPriority="62"/>
-    <w:lsdException w:name="Medium Shading 1 Accent 1" w:uiPriority="63"/>
-    <w:lsdException w:name="Medium Shading 2 Accent 1" w:uiPriority="64"/>
-    <w:lsdException w:name="Medium List 1 Accent 1" w:uiPriority="65"/>
-    <w:lsdException w:name="Revision" w:semiHidden="1"/>
-    <w:lsdException w:name="List Paragraph" w:uiPriority="34" w:qFormat="1"/>
-    <w:lsdException w:name="Quote" w:uiPriority="29" w:qFormat="1"/>
-    <w:lsdException w:name="Intense Quote" w:uiPriority="30" w:qFormat="1"/>
-    <w:lsdException w:name="Medium List 2 Accent 1" w:uiPriority="66"/>
-    <w:lsdException w:name="Medium Grid 1 Accent 1" w:uiPriority="67"/>
-    <w:lsdException w:name="Medium Grid 2 Accent 1" w:uiPriority="68"/>
-    <w:lsdException w:name="Medium Grid 3 Accent 1" w:uiPriority="69"/>
-    <w:lsdException w:name="Dark List Accent 1" w:uiPriority="70"/>
-    <w:lsdException w:name="Colorful Shading Accent 1" w:uiPriority="71"/>
-    <w:lsdException w:name="Colorful List Accent 1" w:uiPriority="72"/>
-    <w:lsdException w:name="Colorful Grid Accent 1" w:uiPriority="73"/>
-    <w:lsdException w:name="Light Shading Accent 2" w:uiPriority="60"/>
-    <w:lsdException w:name="Light List Accent 2" w:uiPriority="61"/>
-    <w:lsdException w:name="Light Grid Accent 2" w:uiPriority="62"/>
-    <w:lsdException w:name="Medium Shading 1 Accent 2" w:uiPriority="63"/>
-    <w:lsdException w:name="Medium Shading 2 Accent 2" w:uiPriority="64"/>
-    <w:lsdException w:name="Medium List 1 Accent 2" w:uiPriority="65"/>
-    <w:lsdException w:name="Medium List 2 Accent 2" w:uiPriority="66"/>
-    <w:lsdException w:name="Medium Grid 1 Accent 2" w:uiPriority="67"/>
-    <w:lsdException w:name="Medium Grid 2 Accent 2" w:uiPriority="68"/>
-    <w:lsdException w:name="Medium Grid 3 Accent 2" w:uiPriority="69"/>
-    <w:lsdException w:name="Dark List Accent 2" w:uiPriority="70"/>
-    <w:lsdException w:name="Colorful Shading Accent 2" w:uiPriority="71"/>
-    <w:lsdException w:name="Colorful List Accent 2" w:uiPriority="72"/>
-    <w:lsdException w:name="Colorful Grid Accent 2" w:uiPriority="73"/>
-    <w:lsdException w:name="Light Shading Accent 3" w:uiPriority="60"/>
-    <w:lsdException w:name="Light List Accent 3" w:uiPriority="61"/>
-    <w:lsdException w:name="Light Grid Accent 3" w:uiPriority="62"/>
-    <w:lsdException w:name="Medium Shading 1 Accent 3" w:uiPriority="63"/>
-    <w:lsdException w:name="Medium Shading 2 Accent 3" w:uiPriority="64"/>
-    <w:lsdException w:name="Medium List 1 Accent 3" w:uiPriority="65"/>
-    <w:lsdException w:name="Medium List 2 Accent 3" w:uiPriority="66"/>
-    <w:lsdException w:name="Medium Grid 1 Accent 3" w:uiPriority="67"/>
-    <w:lsdException w:name="Medium Grid 2 Accent 3" w:uiPriority="68"/>
-    <w:lsdException w:name="Medium Grid 3 Accent 3" w:uiPriority="69"/>
-    <w:lsdException w:name="Dark List Accent 3" w:uiPriority="70"/>
-    <w:lsdException w:name="Colorful Shading Accent 3" w:uiPriority="71"/>
-    <w:lsdException w:name="Colorful List Accent 3" w:uiPriority="72"/>
-    <w:lsdException w:name="Colorful Grid Accent 3" w:uiPriority="73"/>
-    <w:lsdException w:name="Light Shading Accent 4" w:uiPriority="60"/>
-    <w:lsdException w:name="Light List Accent 4" w:uiPriority="61"/>
-    <w:lsdException w:name="Light Grid Accent 4" w:uiPriority="62"/>
-    <w:lsdException w:name="Medium Shading 1 Accent 4" w:uiPriority="63"/>
-    <w:lsdException w:name="Medium Shading 2 Accent 4" w:uiPriority="64"/>
-    <w:lsdException w:name="Medium List 1 Accent 4" w:uiPriority="65"/>
-    <w:lsdException w:name="Medium List 2 Accent 4" w:uiPriority="66"/>
-    <w:lsdException w:name="Medium Grid 1 Accent 4" w:uiPriority="67"/>
-    <w:lsdException w:name="Medium Grid 2 Accent 4" w:uiPriority="68"/>
-    <w:lsdException w:name="Medium Grid 3 Accent 4" w:uiPriority="69"/>
-    <w:lsdException w:name="Dark List Accent 4" w:uiPriority="70"/>
-    <w:lsdException w:name="Colorful Shading Accent 4" w:uiPriority="71"/>
-    <w:lsdException w:name="Colorful List Accent 4" w:uiPriority="72"/>
-    <w:lsdException w:name="Colorful Grid Accent 4" w:uiPriority="73"/>
-    <w:lsdException w:name="Light Shading Accent 5" w:uiPriority="60"/>
-    <w:lsdException w:name="Light List Accent 5" w:uiPriority="61"/>
-    <w:lsdException w:name="Light Grid Accent 5" w:uiPriority="62"/>
-    <w:lsdException w:name="Medium Shading 1 Accent 5" w:uiPriority="63"/>
-    <w:lsdException w:name="Medium Shading 2 Accent 5" w:uiPriority="64"/>
-    <w:lsdException w:name="Medium List 1 Accent 5" w:uiPriority="65"/>
-    <w:lsdException w:name="Medium List 2 Accent 5" w:uiPriority="66"/>
-    <w:lsdException w:name="Medium Grid 1 Accent 5" w:uiPriority="67"/>
-    <w:lsdException w:name="Medium Grid 2 Accent 5" w:uiPriority="68"/>
-    <w:lsdException w:name="Medium Grid 3 Accent 5" w:uiPriority="69"/>
-    <w:lsdException w:name="Dark List Accent 5" w:uiPriority="70"/>
-    <w:lsdException w:name="Colorful Shading Accent 5" w:uiPriority="71"/>
-    <w:lsdException w:name="Colorful List Accent 5" w:uiPriority="72"/>
-    <w:lsdException w:name="Colorful Grid Accent 5" w:uiPriority="73"/>
-    <w:lsdException w:name="Light Shading Accent 6" w:uiPriority="60"/>
-    <w:lsdException w:name="Light List Accent 6" w:uiPriority="61"/>
-    <w:lsdException w:name="Light Grid Accent 6" w:uiPriority="62"/>
-    <w:lsdException w:name="Medium Shading 1 Accent 6" w:uiPriority="63"/>
-    <w:lsdException w:name="Medium Shading 2 Accent 6" w:uiPriority="64"/>
-    <w:lsdException w:name="Medium List 1 Accent 6" w:uiPriority="65"/>
-    <w:lsdException w:name="Medium List 2 Accent 6" w:uiPriority="66"/>
-    <w:lsdException w:name="Medium Grid 1 Accent 6" w:uiPriority="67"/>
-    <w:lsdException w:name="Medium Grid 2 Accent 6" w:uiPriority="68"/>
-    <w:lsdException w:name="Medium Grid 3 Accent 6" w:uiPriority="69"/>
-    <w:lsdException w:name="Dark List Accent 6" w:uiPriority="70"/>
-    <w:lsdException w:name="Colorful Shading Accent 6" w:uiPriority="71"/>
-    <w:lsdException w:name="Colorful List Accent 6" w:uiPriority="72"/>
-    <w:lsdException w:name="Colorful Grid Accent 6" w:uiPriority="73"/>
-    <w:lsdException w:name="Subtle Emphasis" w:uiPriority="19" w:qFormat="1"/>
-    <w:lsdException w:name="Intense Emphasis" w:uiPriority="21" w:qFormat="1"/>
-    <w:lsdException w:name="Subtle Reference" w:uiPriority="31" w:qFormat="1"/>
-    <w:lsdException w:name="Intense Reference" w:uiPriority="32" w:qFormat="1"/>
-    <w:lsdException w:name="Book Title" w:uiPriority="33" w:qFormat="1"/>
-    <w:lsdException w:name="Bibliography" w:semiHidden="1" w:uiPriority="37" w:unhideWhenUsed="1"/>
-    <w:lsdException w:name="TOC Heading" w:semiHidden="1" w:uiPriority="39" w:unhideWhenUsed="1" w:qFormat="1"/>
-    <w:lsdException w:name="Plain Table 1" w:uiPriority="41"/>
-    <w:lsdException w:name="Plain Table 2" w:uiPriority="42"/>
-    <w:lsdException w:name="Plain Table 3" w:uiPriority="43"/>
-    <w:lsdException w:name="Plain Table 4" w:uiPriority="44"/>
-    <w:lsdException w:name="Plain Table 5" w:uiPriority="45"/>
-    <w:lsdException w:name="Grid Table Light" w:uiPriority="40"/>
-    <w:lsdException w:name="Grid Table 1 Light" w:uiPriority="46"/>
-    <w:lsdException w:name="Grid Table 2" w:uiPriority="47"/>
-    <w:lsdException w:name="Grid Table 3" w:uiPriority="48"/>
-    <w:lsdException w:name="Grid Table 4" w:uiPriority="49"/>
-    <w:lsdException w:name="Grid Table 5 Dark" w:uiPriority="50"/>
-    <w:lsdException w:name="Grid Table 6 Colorful" w:uiPriority="51"/>
-    <w:lsdException w:name="Grid Table 7 Colorful" w:uiPriority="52"/>
-    <w:lsdException w:name="Grid Table 1 Light Accent 1" w:uiPriority="46"/>
-    <w:lsdException w:name="Grid Table 2 Accent 1" w:uiPriority="47"/>
-    <w:lsdException w:name="Grid Table 3 Accent 1" w:uiPriority="48"/>
-    <w:lsdException w:name="Grid Table 4 Accent 1" w:uiPriority="49"/>
-    <w:lsdException w:name="Grid Table 5 Dark Accent 1" w:uiPriority="50"/>
-    <w:lsdException w:name="Grid Table 6 Colorful Accent 1" w:uiPriority="51"/>
-    <w:lsdException w:name="Grid Table 7 Colorful Accent 1" w:uiPriority="52"/>
-    <w:lsdException w:name="Grid Table 1 Light Accent 2" w:uiPriority="46"/>
-    <w:lsdException w:name="Grid Table 2 Accent 2" w:uiPriority="47"/>
-    <w:lsdException w:name="Grid Table 3 Accent 2" w:uiPriority="48"/>
-    <w:lsdException w:name="Grid Table 4 Accent 2" w:uiPriority="49"/>
-    <w:lsdException w:name="Grid Table 5 Dark Accent 2" w:uiPriority="50"/>
-    <w:lsdException w:name="Grid Table 6 Colorful Accent 2" w:uiPriority="51"/>
-    <w:lsdException w:name="Grid Table 7 Colorful Accent 2" w:uiPriority="52"/>
-    <w:lsdException w:name="Grid Table 1 Light Accent 3" w:uiPriority="46"/>
-    <w:lsdException w:name="Grid Table 2 Accent 3" w:uiPriority="47"/>
-    <w:lsdException w:name="Grid Table 3 Accent 3" w:uiPriority="48"/>
-    <w:lsdException w:name="Grid Table 4 Accent 3" w:uiPriority="49"/>
-    <w:lsdException w:name="Grid Table 5 Dark Accent 3" w:uiPriority="50"/>
-    <w:lsdException w:name="Grid Table 6 Colorful Accent 3" w:uiPriority="51"/>
-    <w:lsdException w:name="Grid Table 7 Colorful Accent 3" w:uiPriority="52"/>
-    <w:lsdException w:name="Grid Table 1 Light Accent 4" w:uiPriority="46"/>
-    <w:lsdException w:name="Grid Table 2 Accent 4" w:uiPriority="47"/>
-    <w:lsdException w:name="Grid Table 3 Accent 4" w:uiPriority="48"/>
-    <w:lsdException w:name="Grid Table 4 Accent 4" w:uiPriority="49"/>
-    <w:lsdException w:name="Grid Table 5 Dark Accent 4" w:uiPriority="50"/>
-    <w:lsdException w:name="Grid Table 6 Colorful Accent 4" w:uiPriority="51"/>
-    <w:lsdException w:name="Grid Table 7 Colorful Accent 4" w:uiPriority="52"/>
-    <w:lsdException w:name="Grid Table 1 Light Accent 5" w:uiPriority="46"/>
-    <w:lsdException w:name="Grid Table 2 Accent 5" w:uiPriority="47"/>
-    <w:lsdException w:name="Grid Table 3 Accent 5" w:uiPriority="48"/>
-    <w:lsdException w:name="Grid Table 4 Accent 5" w:uiPriority="49"/>
-    <w:lsdException w:name="Grid Table 5 Dark Accent 5" w:uiPriority="50"/>
-    <w:lsdException w:name="Grid Table 6 Colorful Accent 5" w:uiPriority="51"/>
-    <w:lsdException w:name="Grid Table 7 Colorful Accent 5" w:uiPriority="52"/>
-    <w:lsdException w:name="Grid Table 1 Light Accent 6" w:uiPriority="46"/>
-    <w:lsdException w:name="Grid Table 2 Accent 6" w:uiPriority="47"/>
-    <w:lsdException w:name="Grid Table 3 Accent 6" w:uiPriority="48"/>
-    <w:lsdException w:name="Grid Table 4 Accent 6" w:uiPriority="49"/>
-    <w:lsdException w:name="Grid Table 5 Dark Accent 6" w:uiPriority="50"/>
-    <w:lsdException w:name="Grid Table 6 Colorful Accent 6" w:uiPriority="51"/>
-    <w:lsdException w:name="Grid Table 7 Colorful Accent 6" w:uiPriority="52"/>
-    <w:lsdException w:name="List Table 1 Light" w:uiPriority="46"/>
-    <w:lsdException w:name="List Table 2" w:uiPriority="47"/>
-    <w:lsdException w:name="List Table 3" w:uiPriority="48"/>
-    <w:lsdException w:name="List Table 4" w:uiPriority="49"/>
-    <w:lsdException w:name="List Table 5 Dark" w:uiPriority="50"/>
-    <w:lsdException w:name="List Table 6 Colorful" w:uiPriority="51"/>
-    <w:lsdException w:name="List Table 7 Colorful" w:uiPriority="52"/>
-    <w:lsdException w:name="List Table 1 Light Accent 1" w:uiPriority="46"/>
-    <w:lsdException w:name="List Table 2 Accent 1" w:uiPriority="47"/>
-    <w:lsdException w:name="List Table 3 Accent 1" w:uiPriority="48"/>
-    <w:lsdException w:name="List Table 4 Accent 1" w:uiPriority="49"/>
-    <w:lsdException w:name="List Table 5 Dark Accent 1" w:uiPriority="50"/>
-    <w:lsdException w:name="List Table 6 Colorful Accent 1" w:uiPriority="51"/>
-    <w:lsdException w:name="List Table 7 Colorful Accent 1" w:uiPriority="52"/>
-    <w:lsdException w:name="List Table 1 Light Accent 2" w:uiPriority="46"/>
-    <w:lsdException w:name="List Table 2 Accent 2" w:uiPriority="47"/>
-    <w:lsdException w:name="List Table 3 Accent 2" w:uiPriority="48"/>
-    <w:lsdException w:name="List Table 4 Accent 2" w:uiPriority="49"/>
-    <w:lsdException w:name="List Table 5 Dark Accent 2" w:uiPriority="50"/>
-    <w:lsdException w:name="List Table 6 Colorful Accent 2" w:uiPriority="51"/>
-    <w:lsdException w:name="List Table 7 Colorful Accent 2" w:uiPriority="52"/>
-    <w:lsdException w:name="List Table 1 Light Accent 3" w:uiPriority="46"/>
-    <w:lsdException w:name="List Table 2 Accent 3" w:uiPriority="47"/>
-    <w:lsdException w:name="List Table 3 Accent 3" w:uiPriority="48"/>
-    <w:lsdException w:name="List Table 4 Accent 3" w:uiPriority="49"/>
-    <w:lsdException w:name="List Table 5 Dark Accent 3" w:uiPriority="50"/>
-    <w:lsdException w:name="List Table 6 Colorful Accent 3" w:uiPriority="51"/>
-    <w:lsdException w:name="List Table 7 Colorful Accent 3" w:uiPriority="52"/>
-    <w:lsdException w:name="List Table 1 Light Accent 4" w:uiPriority="46"/>
-    <w:lsdException w:name="List Table 2 Accent 4" w:uiPriority="47"/>
-    <w:lsdException w:name="List Table 3 Accent 4" w:uiPriority="48"/>
-    <w:lsdException w:name="List Table 4 Accent 4" w:uiPriority="49"/>
-    <w:lsdException w:name="List Table 5 Dark Accent 4" w:uiPriority="50"/>
-    <w:lsdException w:name="List Table 6 Colorful Accent 4" w:uiPriority="51"/>
-    <w:lsdException w:name="List Table 7 Colorful Accent 4" w:uiPriority="52"/>
-    <w:lsdException w:name="List Table 1 Light Accent 5" w:uiPriority="46"/>
-    <w:lsdException w:name="List Table 2 Accent 5" w:uiPriority="47"/>
-    <w:lsdException w:name="List Table 3 Accent 5" w:uiPriority="48"/>
-    <w:lsdException w:name="List Table 4 Accent 5" w:uiPriority="49"/>
-    <w:lsdException w:name="List Table 5 Dark Accent 5" w:uiPriority="50"/>
-    <w:lsdException w:name="List Table 6 Colorful Accent 5" w:uiPriority="51"/>
-    <w:lsdException w:name="List Table 7 Colorful Accent 5" w:uiPriority="52"/>
-    <w:lsdException w:name="List Table 1 Light Accent 6" w:uiPriority="46"/>
-    <w:lsdException w:name="List Table 2 Accent 6" w:uiPriority="47"/>
-    <w:lsdException w:name="List Table 3 Accent 6" w:uiPriority="48"/>
-    <w:lsdException w:name="List Table 4 Accent 6" w:uiPriority="49"/>
-    <w:lsdException w:name="List Table 5 Dark Accent 6" w:uiPriority="50"/>
-    <w:lsdException w:name="List Table 6 Colorful Accent 6" w:uiPriority="51"/>
-    <w:lsdException w:name="List Table 7 Colorful Accent 6" w:uiPriority="52"/>
-    <w:lsdException w:name="Mention" w:semiHidden="1" w:unhideWhenUsed="1"/>
-    <w:lsdException w:name="Smart Hyperlink" w:semiHidden="1" w:unhideWhenUsed="1"/>
-    <w:lsdException w:name="Hashtag" w:semiHidden="1" w:unhideWhenUsed="1"/>
-    <w:lsdException w:name="Unresolved Mention" w:semiHidden="1" w:unhideWhenUsed="1"/>
-    <w:lsdException w:name="Smart Link" w:semiHidden="1" w:unhideWhenUsed="1"/>
-  </w:latentStyles>
-  <w:style w:type="paragraph" w:default="1" w:styleId="Normal">
-    <w:name w:val="Normal"/>
-    <w:qFormat/>
-  </w:style>
-  <w:style w:type="character" w:default="1" w:styleId="DefaultParagraphFont">
-    <w:name w:val="Default Paragraph Font"/>
-    <w:uiPriority w:val="1"/>
-    <w:semiHidden/>
-    <w:unhideWhenUsed/>
-  </w:style>
-  <w:style w:type="table" w:default="1" w:styleId="TableNormal">
-    <w:name w:val="Normal Table"/>
-    <w:uiPriority w:val="99"/>
-    <w:semiHidden/>
-    <w:unhideWhenUsed/>
-    <w:tblPr>
-      <w:tblInd w:w="0" w:type="dxa"/>
-      <w:tblCellMar>
-        <w:top w:w="0" w:type="dxa"/>
-        <w:left w:w="108" w:type="dxa"/>
-        <w:bottom w:w="0" w:type="dxa"/>
-        <w:right w:w="108" w:type="dxa"/>
-      </w:tblCellMar>
-    </w:tblPr>
-  </w:style>
-  <w:style w:type="numbering" w:default="1" w:styleId="NoList">
-    <w:name w:val="No List"/>
-    <w:uiPriority w:val="99"/>
-    <w:semiHidden/>
-    <w:unhideWhenUsed/>
-  </w:style>
-  <w:style w:type="character" w:styleId="PlaceholderText">
-    <w:name w:val="Placeholder Text"/>
-    <w:basedOn w:val="DefaultParagraphFont"/>
-    <w:uiPriority w:val="99"/>
-    <w:semiHidden/>
-    <w:rsid w:val="00501C5C"/>
-    <w:rPr>
-      <w:color w:val="808080"/>
-    </w:rPr>
-  </w:style>
-  <w:style w:type="paragraph" w:customStyle="1" w:styleId="CAA6D2C345FF448F91BA0BB36D5F3180">
-    <w:name w:val="CAA6D2C345FF448F91BA0BB36D5F3180"/>
-    <w:rsid w:val="001C3DB8"/>
-  </w:style>
-  <w:style w:type="paragraph" w:customStyle="1" w:styleId="6D5AB6A9D20D4823AB0DCD13CB3BFDB5">
-    <w:name w:val="6D5AB6A9D20D4823AB0DCD13CB3BFDB5"/>
-    <w:rsid w:val="001C3DB8"/>
-  </w:style>
-  <w:style w:type="paragraph" w:customStyle="1" w:styleId="0E5F0AC1116246EF83DE7C5759B39C32">
-    <w:name w:val="0E5F0AC1116246EF83DE7C5759B39C32"/>
-    <w:rsid w:val="001C3DB8"/>
-  </w:style>
-  <w:style w:type="paragraph" w:customStyle="1" w:styleId="158463DDCF3B44F09381CE40D45DE92C">
-    <w:name w:val="158463DDCF3B44F09381CE40D45DE92C"/>
-    <w:rsid w:val="001C3DB8"/>
-  </w:style>
-  <w:style w:type="paragraph" w:customStyle="1" w:styleId="9C03AAE2C20A46449E6CBAADC3424332">
-    <w:name w:val="9C03AAE2C20A46449E6CBAADC3424332"/>
-    <w:rsid w:val="001C3DB8"/>
-  </w:style>
-  <w:style w:type="paragraph" w:customStyle="1" w:styleId="3CC849C97B0E445B96693F347F668443">
-    <w:name w:val="3CC849C97B0E445B96693F347F668443"/>
-    <w:rsid w:val="001C3DB8"/>
-  </w:style>
-  <w:style w:type="paragraph" w:customStyle="1" w:styleId="35C3789F75354267A534083271C8A4F1">
-    <w:name w:val="35C3789F75354267A534083271C8A4F1"/>
-    <w:rsid w:val="001C3DB8"/>
-  </w:style>
-  <w:style w:type="paragraph" w:customStyle="1" w:styleId="A85CC77FAA564C598B0C5A7EC65D01DF">
-    <w:name w:val="A85CC77FAA564C598B0C5A7EC65D01DF"/>
-    <w:rsid w:val="001C3DB8"/>
-  </w:style>
-  <w:style w:type="paragraph" w:customStyle="1" w:styleId="860DC92CB06F4B2486F100C66B3D9395">
-    <w:name w:val="860DC92CB06F4B2486F100C66B3D9395"/>
-    <w:rsid w:val="001C3DB8"/>
-  </w:style>
-  <w:style w:type="paragraph" w:customStyle="1" w:styleId="D6F5B0E303664D6C87392E45A1A78953">
-    <w:name w:val="D6F5B0E303664D6C87392E45A1A78953"/>
-    <w:rsid w:val="001C3DB8"/>
-  </w:style>
-  <w:style w:type="paragraph" w:customStyle="1" w:styleId="CA48D8A9802B4873B17A25BDB29E9B45">
-    <w:name w:val="CA48D8A9802B4873B17A25BDB29E9B45"/>
-    <w:rsid w:val="001C3DB8"/>
-  </w:style>
-  <w:style w:type="paragraph" w:customStyle="1" w:styleId="B068720FEF7C464898C38BD1C9CE239F">
-    <w:name w:val="B068720FEF7C464898C38BD1C9CE239F"/>
-    <w:rsid w:val="001C3DB8"/>
-  </w:style>
-</w:styles>
-</file>
-
-<file path=word/glossary/webSettings.xml><?xml version="1.0" encoding="utf-8"?>
-<w:webSettings xmlns:mc="http://schemas.openxmlformats.org/markup-compatibility/2006" xmlns:r="http://schemas.openxmlformats.org/officeDocument/2006/relationships" xmlns:w="http://schemas.openxmlformats.org/wordprocessingml/2006/main" xmlns:w14="http://schemas.microsoft.com/office/word/2010/wordml" xmlns:w15="http://schemas.microsoft.com/office/word/2012/wordml" xmlns:w16cex="http://schemas.microsoft.com/office/word/2018/wordml/cex" xmlns:w16cid="http://schemas.microsoft.com/office/word/2016/wordml/cid" xmlns:w16="http://schemas.microsoft.com/office/word/2018/wordml" xmlns:w16se="http://schemas.microsoft.com/office/word/2015/wordml/symex" mc:Ignorable="w14 w15 w16se w16cid w16 w16cex">
-  <w:optimizeForBrowser/>
-  <w:allowPNG/>
-</w:webSettings>
-</file>
-
 <file path=word/theme/theme11.xml><?xml version="1.0" encoding="utf-8"?>
 <a:theme xmlns:a="http://schemas.openxmlformats.org/drawingml/2006/main" name="Office Theme">
   <a:themeElements>
@@ -6644,255 +5118,4 @@
     </a:ext>
   </a:extLst>
 </a:theme>
-</file>
-
-<file path=customXml/item12.xml><?xml version="1.0" encoding="utf-8"?>
-<ct:contentTypeSchema xmlns:ct="http://schemas.microsoft.com/office/2006/metadata/contentType" xmlns:ma="http://schemas.microsoft.com/office/2006/metadata/properties/metaAttributes" ct:_="" ma:_="" ma:contentTypeName="Document" ma:contentTypeID="0x01010079F111ED35F8CC479449609E8A0923A6" ma:contentTypeVersion="12" ma:contentTypeDescription="Create a new document." ma:contentTypeScope="" ma:versionID="426e97fa315356fffbdcd9876fe988c2">
-  <xsd:schema xmlns:xsd="http://www.w3.org/2001/XMLSchema" xmlns:xs="http://www.w3.org/2001/XMLSchema" xmlns:p="http://schemas.microsoft.com/office/2006/metadata/properties" xmlns:ns2="71af3243-3dd4-4a8d-8c0d-dd76da1f02a5" xmlns:ns3="16c05727-aa75-4e4a-9b5f-8a80a1165891" targetNamespace="http://schemas.microsoft.com/office/2006/metadata/properties" ma:root="true" ma:fieldsID="14b8f0def80e6d70ce3def20c90759ae" ns2:_="" ns3:_="">
-    <xsd:import namespace="71af3243-3dd4-4a8d-8c0d-dd76da1f02a5"/>
-    <xsd:import namespace="16c05727-aa75-4e4a-9b5f-8a80a1165891"/>
-    <xsd:element name="properties">
-      <xsd:complexType>
-        <xsd:sequence>
-          <xsd:element name="documentManagement">
-            <xsd:complexType>
-              <xsd:all>
-                <xsd:element ref="ns2:MediaServiceMetadata" minOccurs="0"/>
-                <xsd:element ref="ns2:MediaServiceFastMetadata" minOccurs="0"/>
-                <xsd:element ref="ns2:MediaServiceOCR" minOccurs="0"/>
-                <xsd:element ref="ns2:MediaServiceAutoTags" minOccurs="0"/>
-                <xsd:element ref="ns2:MediaServiceEventHashCode" minOccurs="0"/>
-                <xsd:element ref="ns2:MediaServiceGenerationTime" minOccurs="0"/>
-                <xsd:element ref="ns3:SharedWithUsers" minOccurs="0"/>
-                <xsd:element ref="ns3:SharedWithDetails" minOccurs="0"/>
-                <xsd:element ref="ns2:MediaServiceAutoKeyPoints" minOccurs="0"/>
-                <xsd:element ref="ns2:MediaServiceKeyPoints" minOccurs="0"/>
-                <xsd:element ref="ns2:MediaServiceDateTaken" minOccurs="0"/>
-                <xsd:element ref="ns2:Status" minOccurs="0"/>
-              </xsd:all>
-            </xsd:complexType>
-          </xsd:element>
-        </xsd:sequence>
-      </xsd:complexType>
-    </xsd:element>
-  </xsd:schema>
-  <xsd:schema xmlns:xsd="http://www.w3.org/2001/XMLSchema" xmlns:xs="http://www.w3.org/2001/XMLSchema" xmlns:dms="http://schemas.microsoft.com/office/2006/documentManagement/types" xmlns:pc="http://schemas.microsoft.com/office/infopath/2007/PartnerControls" targetNamespace="71af3243-3dd4-4a8d-8c0d-dd76da1f02a5" elementFormDefault="qualified">
-    <xsd:import namespace="http://schemas.microsoft.com/office/2006/documentManagement/types"/>
-    <xsd:import namespace="http://schemas.microsoft.com/office/infopath/2007/PartnerControls"/>
-    <xsd:element name="MediaServiceMetadata" ma:index="8" nillable="true" ma:displayName="MediaServiceMetadata" ma:hidden="true" ma:internalName="MediaServiceMetadata" ma:readOnly="true">
-      <xsd:simpleType>
-        <xsd:restriction base="dms:Note"/>
-      </xsd:simpleType>
-    </xsd:element>
-    <xsd:element name="MediaServiceFastMetadata" ma:index="9" nillable="true" ma:displayName="MediaServiceFastMetadata" ma:hidden="true" ma:internalName="MediaServiceFastMetadata" ma:readOnly="true">
-      <xsd:simpleType>
-        <xsd:restriction base="dms:Note"/>
-      </xsd:simpleType>
-    </xsd:element>
-    <xsd:element name="MediaServiceOCR" ma:index="10" nillable="true" ma:displayName="MediaServiceOCR" ma:internalName="MediaServiceOCR" ma:readOnly="true">
-      <xsd:simpleType>
-        <xsd:restriction base="dms:Note">
-          <xsd:maxLength value="255"/>
-        </xsd:restriction>
-      </xsd:simpleType>
-    </xsd:element>
-    <xsd:element name="MediaServiceAutoTags" ma:index="11" nillable="true" ma:displayName="MediaServiceAutoTags" ma:internalName="MediaServiceAutoTags" ma:readOnly="true">
-      <xsd:simpleType>
-        <xsd:restriction base="dms:Text"/>
-      </xsd:simpleType>
-    </xsd:element>
-    <xsd:element name="MediaServiceEventHashCode" ma:index="12" nillable="true" ma:displayName="MediaServiceEventHashCode" ma:hidden="true" ma:internalName="MediaServiceEventHashCode" ma:readOnly="true">
-      <xsd:simpleType>
-        <xsd:restriction base="dms:Text"/>
-      </xsd:simpleType>
-    </xsd:element>
-    <xsd:element name="MediaServiceGenerationTime" ma:index="13" nillable="true" ma:displayName="MediaServiceGenerationTime" ma:hidden="true" ma:internalName="MediaServiceGenerationTime" ma:readOnly="true">
-      <xsd:simpleType>
-        <xsd:restriction base="dms:Text"/>
-      </xsd:simpleType>
-    </xsd:element>
-    <xsd:element name="MediaServiceAutoKeyPoints" ma:index="16" nillable="true" ma:displayName="MediaServiceAutoKeyPoints" ma:hidden="true" ma:internalName="MediaServiceAutoKeyPoints" ma:readOnly="true">
-      <xsd:simpleType>
-        <xsd:restriction base="dms:Note"/>
-      </xsd:simpleType>
-    </xsd:element>
-    <xsd:element name="MediaServiceKeyPoints" ma:index="17" nillable="true" ma:displayName="KeyPoints" ma:internalName="MediaServiceKeyPoints" ma:readOnly="false">
-      <xsd:simpleType>
-        <xsd:restriction base="dms:Note">
-          <xsd:maxLength value="255"/>
-        </xsd:restriction>
-      </xsd:simpleType>
-    </xsd:element>
-    <xsd:element name="MediaServiceDateTaken" ma:index="18" nillable="true" ma:displayName="MediaServiceDateTaken" ma:hidden="true" ma:internalName="MediaServiceDateTaken" ma:readOnly="true">
-      <xsd:simpleType>
-        <xsd:restriction base="dms:Text"/>
-      </xsd:simpleType>
-    </xsd:element>
-    <xsd:element name="Status" ma:index="19" nillable="true" ma:displayName="Status" ma:default="Not started" ma:format="Dropdown" ma:internalName="Status">
-      <xsd:simpleType>
-        <xsd:restriction base="dms:Choice">
-          <xsd:enumeration value="Not started"/>
-          <xsd:enumeration value="In Progress"/>
-          <xsd:enumeration value="Completed"/>
-        </xsd:restriction>
-      </xsd:simpleType>
-    </xsd:element>
-  </xsd:schema>
-  <xsd:schema xmlns:xsd="http://www.w3.org/2001/XMLSchema" xmlns:xs="http://www.w3.org/2001/XMLSchema" xmlns:dms="http://schemas.microsoft.com/office/2006/documentManagement/types" xmlns:pc="http://schemas.microsoft.com/office/infopath/2007/PartnerControls" targetNamespace="16c05727-aa75-4e4a-9b5f-8a80a1165891" elementFormDefault="qualified">
-    <xsd:import namespace="http://schemas.microsoft.com/office/2006/documentManagement/types"/>
-    <xsd:import namespace="http://schemas.microsoft.com/office/infopath/2007/PartnerControls"/>
-    <xsd:element name="SharedWithUsers" ma:index="14" nillable="true" ma:displayName="Shared With" ma:internalName="SharedWithUsers" ma:readOnly="true">
-      <xsd:complexType>
-        <xsd:complexContent>
-          <xsd:extension base="dms:UserMulti">
-            <xsd:sequence>
-              <xsd:element name="UserInfo" minOccurs="0" maxOccurs="unbounded">
-                <xsd:complexType>
-                  <xsd:sequence>
-                    <xsd:element name="DisplayName" type="xsd:string" minOccurs="0"/>
-                    <xsd:element name="AccountId" type="dms:UserId" minOccurs="0" nillable="true"/>
-                    <xsd:element name="AccountType" type="xsd:string" minOccurs="0"/>
-                  </xsd:sequence>
-                </xsd:complexType>
-              </xsd:element>
-            </xsd:sequence>
-          </xsd:extension>
-        </xsd:complexContent>
-      </xsd:complexType>
-    </xsd:element>
-    <xsd:element name="SharedWithDetails" ma:index="15" nillable="true" ma:displayName="Shared With Details" ma:internalName="SharedWithDetails" ma:readOnly="true">
-      <xsd:simpleType>
-        <xsd:restriction base="dms:Note">
-          <xsd:maxLength value="255"/>
-        </xsd:restriction>
-      </xsd:simpleType>
-    </xsd:element>
-  </xsd:schema>
-  <xsd:schema xmlns="http://schemas.openxmlformats.org/package/2006/metadata/core-properties" xmlns:xsd="http://www.w3.org/2001/XMLSchema" xmlns:xsi="http://www.w3.org/2001/XMLSchema-instance" xmlns:dc="http://purl.org/dc/elements/1.1/" xmlns:dcterms="http://purl.org/dc/terms/" xmlns:odoc="http://schemas.microsoft.com/internal/obd" targetNamespace="http://schemas.openxmlformats.org/package/2006/metadata/core-properties" elementFormDefault="qualified" attributeFormDefault="unqualified" blockDefault="#all">
-    <xsd:import namespace="http://purl.org/dc/elements/1.1/" schemaLocation="http://dublincore.org/schemas/xmls/qdc/2003/04/02/dc.xsd"/>
-    <xsd:import namespace="http://purl.org/dc/terms/" schemaLocation="http://dublincore.org/schemas/xmls/qdc/2003/04/02/dcterms.xsd"/>
-    <xsd:element name="coreProperties" type="CT_coreProperties"/>
-    <xsd:complexType name="CT_coreProperties">
-      <xsd:all>
-        <xsd:element ref="dc:creator" minOccurs="0" maxOccurs="1"/>
-        <xsd:element ref="dcterms:created" minOccurs="0" maxOccurs="1"/>
-        <xsd:element ref="dc:identifier" minOccurs="0" maxOccurs="1"/>
-        <xsd:element name="contentType" minOccurs="0" maxOccurs="1" type="xsd:string" ma:index="0" ma:displayName="Content Type"/>
-        <xsd:element ref="dc:title" minOccurs="0" maxOccurs="1" ma:index="4" ma:displayName="Title"/>
-        <xsd:element ref="dc:subject" minOccurs="0" maxOccurs="1"/>
-        <xsd:element ref="dc:description" minOccurs="0" maxOccurs="1"/>
-        <xsd:element name="keywords" minOccurs="0" maxOccurs="1" type="xsd:string"/>
-        <xsd:element ref="dc:language" minOccurs="0" maxOccurs="1"/>
-        <xsd:element name="category" minOccurs="0" maxOccurs="1" type="xsd:string"/>
-        <xsd:element name="version" minOccurs="0" maxOccurs="1" type="xsd:string"/>
-        <xsd:element name="revision" minOccurs="0" maxOccurs="1" type="xsd:string">
-          <xsd:annotation>
-            <xsd:documentation>
-                        This value indicates the number of saves or revisions. The application is responsible for updating this value after each revision.
-                    </xsd:documentation>
-          </xsd:annotation>
-        </xsd:element>
-        <xsd:element name="lastModifiedBy" minOccurs="0" maxOccurs="1" type="xsd:string"/>
-        <xsd:element ref="dcterms:modified" minOccurs="0" maxOccurs="1"/>
-        <xsd:element name="contentStatus" minOccurs="0" maxOccurs="1" type="xsd:string"/>
-      </xsd:all>
-    </xsd:complexType>
-  </xsd:schema>
-  <xs:schema xmlns:pc="http://schemas.microsoft.com/office/infopath/2007/PartnerControls" xmlns:xs="http://www.w3.org/2001/XMLSchema" targetNamespace="http://schemas.microsoft.com/office/infopath/2007/PartnerControls" elementFormDefault="qualified" attributeFormDefault="unqualified">
-    <xs:element name="Person">
-      <xs:complexType>
-        <xs:sequence>
-          <xs:element ref="pc:DisplayName" minOccurs="0"/>
-          <xs:element ref="pc:AccountId" minOccurs="0"/>
-          <xs:element ref="pc:AccountType" minOccurs="0"/>
-        </xs:sequence>
-      </xs:complexType>
-    </xs:element>
-    <xs:element name="DisplayName" type="xs:string"/>
-    <xs:element name="AccountId" type="xs:string"/>
-    <xs:element name="AccountType" type="xs:string"/>
-    <xs:element name="BDCAssociatedEntity">
-      <xs:complexType>
-        <xs:sequence>
-          <xs:element ref="pc:BDCEntity" minOccurs="0" maxOccurs="unbounded"/>
-        </xs:sequence>
-        <xs:attribute ref="pc:EntityNamespace"/>
-        <xs:attribute ref="pc:EntityName"/>
-        <xs:attribute ref="pc:SystemInstanceName"/>
-        <xs:attribute ref="pc:AssociationName"/>
-      </xs:complexType>
-    </xs:element>
-    <xs:attribute name="EntityNamespace" type="xs:string"/>
-    <xs:attribute name="EntityName" type="xs:string"/>
-    <xs:attribute name="SystemInstanceName" type="xs:string"/>
-    <xs:attribute name="AssociationName" type="xs:string"/>
-    <xs:element name="BDCEntity">
-      <xs:complexType>
-        <xs:sequence>
-          <xs:element ref="pc:EntityDisplayName" minOccurs="0"/>
-          <xs:element ref="pc:EntityInstanceReference" minOccurs="0"/>
-          <xs:element ref="pc:EntityId1" minOccurs="0"/>
-          <xs:element ref="pc:EntityId2" minOccurs="0"/>
-          <xs:element ref="pc:EntityId3" minOccurs="0"/>
-          <xs:element ref="pc:EntityId4" minOccurs="0"/>
-          <xs:element ref="pc:EntityId5" minOccurs="0"/>
-        </xs:sequence>
-      </xs:complexType>
-    </xs:element>
-    <xs:element name="EntityDisplayName" type="xs:string"/>
-    <xs:element name="EntityInstanceReference" type="xs:string"/>
-    <xs:element name="EntityId1" type="xs:string"/>
-    <xs:element name="EntityId2" type="xs:string"/>
-    <xs:element name="EntityId3" type="xs:string"/>
-    <xs:element name="EntityId4" type="xs:string"/>
-    <xs:element name="EntityId5" type="xs:string"/>
-    <xs:element name="Terms">
-      <xs:complexType>
-        <xs:sequence>
-          <xs:element ref="pc:TermInfo" minOccurs="0" maxOccurs="unbounded"/>
-        </xs:sequence>
-      </xs:complexType>
-    </xs:element>
-    <xs:element name="TermInfo">
-      <xs:complexType>
-        <xs:sequence>
-          <xs:element ref="pc:TermName" minOccurs="0"/>
-          <xs:element ref="pc:TermId" minOccurs="0"/>
-        </xs:sequence>
-      </xs:complexType>
-    </xs:element>
-    <xs:element name="TermName" type="xs:string"/>
-    <xs:element name="TermId" type="xs:string"/>
-  </xs:schema>
-</ct:contentTypeSchema>
-</file>
-
-<file path=customXml/item2.xml><?xml version="1.0" encoding="utf-8"?>
-<?mso-contentType ?>
-<FormTemplates xmlns="http://schemas.microsoft.com/sharepoint/v3/contenttype/forms">
-  <Display>DocumentLibraryForm</Display>
-  <Edit>DocumentLibraryForm</Edit>
-  <New>DocumentLibraryForm</New>
-</FormTemplates>
-</file>
-
-<file path=customXml/item33.xml><?xml version="1.0" encoding="utf-8"?>
-<p:properties xmlns:p="http://schemas.microsoft.com/office/2006/metadata/properties" xmlns:xsi="http://www.w3.org/2001/XMLSchema-instance" xmlns:pc="http://schemas.microsoft.com/office/infopath/2007/PartnerControls">
-  <documentManagement>
-    <Status xmlns="71af3243-3dd4-4a8d-8c0d-dd76da1f02a5">Not started</Status>
-    <MediaServiceKeyPoints xmlns="71af3243-3dd4-4a8d-8c0d-dd76da1f02a5" xsi:nil="true"/>
-  </documentManagement>
-</p:properties>
-</file>
-
-<file path=customXml/itemProps12.xml><?xml version="1.0" encoding="utf-8"?>
-<ds:datastoreItem xmlns:ds="http://schemas.openxmlformats.org/officeDocument/2006/customXml" ds:itemID="{E9929963-4D16-451D-845E-751484A374A5}"/>
-</file>
-
-<file path=customXml/itemProps21.xml><?xml version="1.0" encoding="utf-8"?>
-<ds:datastoreItem xmlns:ds="http://schemas.openxmlformats.org/officeDocument/2006/customXml" ds:itemID="{F7395C97-4784-46A3-9258-E1B0C88A0B05}"/>
-</file>
-
-<file path=customXml/itemProps33.xml><?xml version="1.0" encoding="utf-8"?>
-<ds:datastoreItem xmlns:ds="http://schemas.openxmlformats.org/officeDocument/2006/customXml" ds:itemID="{8896BAF4-EF49-48BC-A43B-867A96B1E65C}"/>
 </file>